--- a/docs/TeamPulse_项目开发计划书.docx
+++ b/docs/TeamPulse_项目开发计划书.docx
@@ -10,27 +10,31 @@
     <w:p/>
     <w:p>
       <w:pPr>
+        <w:spacing w:line="360" w:lineRule="auto"/>
+        <w:ind w:firstLine="0"/>
         <w:jc w:val="center"/>
       </w:pPr>
       <w:r>
         <w:rPr>
-          <w:rFonts w:ascii="微软雅黑" w:hAnsi="微软雅黑" w:eastAsia="微软雅黑"/>
+          <w:rFonts w:ascii="Times New Roman" w:hAnsi="Times New Roman" w:eastAsia="黑体"/>
           <w:b/>
           <w:color w:val="1F3864"/>
-          <w:sz w:val="60"/>
+          <w:sz w:val="44"/>
         </w:rPr>
         <w:t>TeamPulse 项目开发计划书</w:t>
       </w:r>
     </w:p>
     <w:p>
       <w:pPr>
+        <w:spacing w:line="360" w:lineRule="auto"/>
+        <w:ind w:firstLine="0"/>
         <w:jc w:val="center"/>
       </w:pPr>
       <w:r>
         <w:rPr>
-          <w:rFonts w:ascii="微软雅黑" w:hAnsi="微软雅黑" w:eastAsia="微软雅黑"/>
+          <w:rFonts w:ascii="Times New Roman" w:hAnsi="Times New Roman" w:eastAsia="黑体"/>
           <w:color w:val="595959"/>
-          <w:sz w:val="26"/>
+          <w:sz w:val="28"/>
         </w:rPr>
         <w:t>范围 / 里程碑 / 分工 / 质量 / 配置管理 / 风险</w:t>
       </w:r>
@@ -38,39 +42,45 @@
     <w:p/>
     <w:p>
       <w:pPr>
+        <w:spacing w:line="360" w:lineRule="auto"/>
+        <w:ind w:firstLine="0"/>
         <w:jc w:val="center"/>
       </w:pPr>
       <w:r>
         <w:rPr>
-          <w:rFonts w:ascii="微软雅黑" w:hAnsi="微软雅黑" w:eastAsia="微软雅黑"/>
+          <w:rFonts w:ascii="Times New Roman" w:hAnsi="Times New Roman" w:eastAsia="黑体"/>
           <w:color w:val="404040"/>
-          <w:sz w:val="21"/>
+          <w:sz w:val="28"/>
         </w:rPr>
         <w:t>形式：单人全栈开发（1 人承担需求、设计、编码、测试、部署）</w:t>
       </w:r>
     </w:p>
     <w:p>
       <w:pPr>
+        <w:spacing w:line="360" w:lineRule="auto"/>
+        <w:ind w:firstLine="0"/>
         <w:jc w:val="center"/>
       </w:pPr>
       <w:r>
         <w:rPr>
-          <w:rFonts w:ascii="微软雅黑" w:hAnsi="微软雅黑" w:eastAsia="微软雅黑"/>
+          <w:rFonts w:ascii="Times New Roman" w:hAnsi="Times New Roman" w:eastAsia="黑体"/>
           <w:color w:val="404040"/>
-          <w:sz w:val="21"/>
+          <w:sz w:val="28"/>
         </w:rPr>
         <w:t>周期：约 12 周（含文档与上线）</w:t>
       </w:r>
     </w:p>
     <w:p>
       <w:pPr>
+        <w:spacing w:line="360" w:lineRule="auto"/>
+        <w:ind w:firstLine="0"/>
         <w:jc w:val="center"/>
       </w:pPr>
       <w:r>
         <w:rPr>
-          <w:rFonts w:ascii="微软雅黑" w:hAnsi="微软雅黑" w:eastAsia="微软雅黑"/>
+          <w:rFonts w:ascii="Times New Roman" w:hAnsi="Times New Roman" w:eastAsia="黑体"/>
           <w:color w:val="404040"/>
-          <w:sz w:val="21"/>
+          <w:sz w:val="28"/>
         </w:rPr>
         <w:t>文档版本 v1.0</w:t>
       </w:r>
@@ -83,8 +93,14 @@
     <w:p>
       <w:pPr>
         <w:pStyle w:val="Heading1"/>
+        <w:ind w:firstLine="0"/>
       </w:pPr>
       <w:r>
+        <w:rPr>
+          <w:rFonts w:ascii="Times New Roman" w:hAnsi="Times New Roman" w:eastAsia="黑体"/>
+          <w:b/>
+          <w:sz w:val="32"/>
+        </w:rPr>
         <w:t>1　项目概述</w:t>
       </w:r>
     </w:p>
@@ -101,21 +117,31 @@
         <w:gridCol w:w="7200"/>
       </w:tblGrid>
       <w:tr>
+        <w:trPr>
+          <w:tblHeader/>
+        </w:trPr>
         <w:tc>
           <w:tcPr>
             <w:tcW w:type="dxa" w:w="1728"/>
-            <w:shd w:val="clear" w:fill="DCE6F1"/>
+            <w:shd w:val="clear" w:fill="E8EEF6" w:color="auto"/>
           </w:tcPr>
           <w:p>
             <w:pPr>
-              <w:spacing w:after="0"/>
+              <w:spacing w:after="0" w:line="240" w:lineRule="auto"/>
+              <w:ind w:firstLine="0"/>
+              <w:jc w:val="center"/>
             </w:pPr>
-            <w:r/>
-            <w:r>
-              <w:rPr>
-                <w:rFonts w:ascii="微软雅黑" w:hAnsi="微软雅黑" w:eastAsia="微软雅黑"/>
+            <w:r>
+              <w:rPr>
+                <w:rFonts w:ascii="Times New Roman" w:hAnsi="Times New Roman" w:eastAsia="宋体"/>
+                <w:sz w:val="18"/>
+              </w:rPr>
+            </w:r>
+            <w:r>
+              <w:rPr>
+                <w:rFonts w:ascii="Times New Roman" w:hAnsi="Times New Roman" w:eastAsia="宋体"/>
                 <w:b/>
-                <w:sz w:val="17"/>
+                <w:sz w:val="21"/>
               </w:rPr>
               <w:t>项</w:t>
             </w:r>
@@ -124,18 +150,25 @@
         <w:tc>
           <w:tcPr>
             <w:tcW w:type="dxa" w:w="7200"/>
-            <w:shd w:val="clear" w:fill="DCE6F1"/>
+            <w:shd w:val="clear" w:fill="E8EEF6" w:color="auto"/>
           </w:tcPr>
           <w:p>
             <w:pPr>
-              <w:spacing w:after="0"/>
+              <w:spacing w:after="0" w:line="240" w:lineRule="auto"/>
+              <w:ind w:firstLine="0"/>
+              <w:jc w:val="center"/>
             </w:pPr>
-            <w:r/>
-            <w:r>
-              <w:rPr>
-                <w:rFonts w:ascii="微软雅黑" w:hAnsi="微软雅黑" w:eastAsia="微软雅黑"/>
+            <w:r>
+              <w:rPr>
+                <w:rFonts w:ascii="Times New Roman" w:hAnsi="Times New Roman" w:eastAsia="宋体"/>
+                <w:sz w:val="18"/>
+              </w:rPr>
+            </w:r>
+            <w:r>
+              <w:rPr>
+                <w:rFonts w:ascii="Times New Roman" w:hAnsi="Times New Roman" w:eastAsia="宋体"/>
                 <w:b/>
-                <w:sz w:val="17"/>
+                <w:sz w:val="21"/>
               </w:rPr>
               <w:t>内容</w:t>
             </w:r>
@@ -149,13 +182,19 @@
           </w:tcPr>
           <w:p>
             <w:pPr>
-              <w:spacing w:after="0" w:line="252" w:lineRule="auto"/>
+              <w:spacing w:after="0" w:line="240" w:lineRule="auto"/>
+              <w:ind w:firstLine="0"/>
             </w:pPr>
-            <w:r/>
-            <w:r>
-              <w:rPr>
-                <w:rFonts w:ascii="微软雅黑" w:hAnsi="微软雅黑" w:eastAsia="微软雅黑"/>
-                <w:sz w:val="17"/>
+            <w:r>
+              <w:rPr>
+                <w:rFonts w:ascii="Times New Roman" w:hAnsi="Times New Roman" w:eastAsia="宋体"/>
+                <w:sz w:val="18"/>
+              </w:rPr>
+            </w:r>
+            <w:r>
+              <w:rPr>
+                <w:rFonts w:ascii="Times New Roman" w:hAnsi="Times New Roman" w:eastAsia="宋体"/>
+                <w:sz w:val="21"/>
               </w:rPr>
               <w:t>项目名称</w:t>
             </w:r>
@@ -167,13 +206,19 @@
           </w:tcPr>
           <w:p>
             <w:pPr>
-              <w:spacing w:after="0" w:line="252" w:lineRule="auto"/>
+              <w:spacing w:after="0" w:line="240" w:lineRule="auto"/>
+              <w:ind w:firstLine="0"/>
             </w:pPr>
-            <w:r/>
-            <w:r>
-              <w:rPr>
-                <w:rFonts w:ascii="微软雅黑" w:hAnsi="微软雅黑" w:eastAsia="微软雅黑"/>
-                <w:sz w:val="17"/>
+            <w:r>
+              <w:rPr>
+                <w:rFonts w:ascii="Times New Roman" w:hAnsi="Times New Roman" w:eastAsia="宋体"/>
+                <w:sz w:val="18"/>
+              </w:rPr>
+            </w:r>
+            <w:r>
+              <w:rPr>
+                <w:rFonts w:ascii="Times New Roman" w:hAnsi="Times New Roman" w:eastAsia="宋体"/>
+                <w:sz w:val="21"/>
               </w:rPr>
               <w:t>TeamPulse 团队协作与物联网考勤平台</w:t>
             </w:r>
@@ -187,13 +232,19 @@
           </w:tcPr>
           <w:p>
             <w:pPr>
-              <w:spacing w:after="0" w:line="252" w:lineRule="auto"/>
+              <w:spacing w:after="0" w:line="240" w:lineRule="auto"/>
+              <w:ind w:firstLine="0"/>
             </w:pPr>
-            <w:r/>
-            <w:r>
-              <w:rPr>
-                <w:rFonts w:ascii="微软雅黑" w:hAnsi="微软雅黑" w:eastAsia="微软雅黑"/>
-                <w:sz w:val="17"/>
+            <w:r>
+              <w:rPr>
+                <w:rFonts w:ascii="Times New Roman" w:hAnsi="Times New Roman" w:eastAsia="宋体"/>
+                <w:sz w:val="18"/>
+              </w:rPr>
+            </w:r>
+            <w:r>
+              <w:rPr>
+                <w:rFonts w:ascii="Times New Roman" w:hAnsi="Times New Roman" w:eastAsia="宋体"/>
+                <w:sz w:val="21"/>
               </w:rPr>
               <w:t>目标</w:t>
             </w:r>
@@ -205,13 +256,19 @@
           </w:tcPr>
           <w:p>
             <w:pPr>
-              <w:spacing w:after="0" w:line="252" w:lineRule="auto"/>
+              <w:spacing w:after="0" w:line="240" w:lineRule="auto"/>
+              <w:ind w:firstLine="0"/>
             </w:pPr>
-            <w:r/>
-            <w:r>
-              <w:rPr>
-                <w:rFonts w:ascii="微软雅黑" w:hAnsi="微软雅黑" w:eastAsia="微软雅黑"/>
-                <w:sz w:val="17"/>
+            <w:r>
+              <w:rPr>
+                <w:rFonts w:ascii="Times New Roman" w:hAnsi="Times New Roman" w:eastAsia="宋体"/>
+                <w:sz w:val="18"/>
+              </w:rPr>
+            </w:r>
+            <w:r>
+              <w:rPr>
+                <w:rFonts w:ascii="Times New Roman" w:hAnsi="Times New Roman" w:eastAsia="宋体"/>
+                <w:sz w:val="21"/>
               </w:rPr>
               <w:t>把实训遗留系统改造为「6 角色 RBAC + 物联网打卡 + 可观测 + 可部署」的可用系统</w:t>
             </w:r>
@@ -225,13 +282,19 @@
           </w:tcPr>
           <w:p>
             <w:pPr>
-              <w:spacing w:after="0" w:line="252" w:lineRule="auto"/>
+              <w:spacing w:after="0" w:line="240" w:lineRule="auto"/>
+              <w:ind w:firstLine="0"/>
             </w:pPr>
-            <w:r/>
-            <w:r>
-              <w:rPr>
-                <w:rFonts w:ascii="微软雅黑" w:hAnsi="微软雅黑" w:eastAsia="微软雅黑"/>
-                <w:sz w:val="17"/>
+            <w:r>
+              <w:rPr>
+                <w:rFonts w:ascii="Times New Roman" w:hAnsi="Times New Roman" w:eastAsia="宋体"/>
+                <w:sz w:val="18"/>
+              </w:rPr>
+            </w:r>
+            <w:r>
+              <w:rPr>
+                <w:rFonts w:ascii="Times New Roman" w:hAnsi="Times New Roman" w:eastAsia="宋体"/>
+                <w:sz w:val="21"/>
               </w:rPr>
               <w:t>交付形态</w:t>
             </w:r>
@@ -243,13 +306,19 @@
           </w:tcPr>
           <w:p>
             <w:pPr>
-              <w:spacing w:after="0" w:line="252" w:lineRule="auto"/>
+              <w:spacing w:after="0" w:line="240" w:lineRule="auto"/>
+              <w:ind w:firstLine="0"/>
             </w:pPr>
-            <w:r/>
-            <w:r>
-              <w:rPr>
-                <w:rFonts w:ascii="微软雅黑" w:hAnsi="微软雅黑" w:eastAsia="微软雅黑"/>
-                <w:sz w:val="17"/>
+            <w:r>
+              <w:rPr>
+                <w:rFonts w:ascii="Times New Roman" w:hAnsi="Times New Roman" w:eastAsia="宋体"/>
+                <w:sz w:val="18"/>
+              </w:rPr>
+            </w:r>
+            <w:r>
+              <w:rPr>
+                <w:rFonts w:ascii="Times New Roman" w:hAnsi="Times New Roman" w:eastAsia="宋体"/>
+                <w:sz w:val="21"/>
               </w:rPr>
               <w:t>Web 应用（前后端分离）+ 嵌入式固件 + 容器化部署包 + 文档集</w:t>
             </w:r>
@@ -263,13 +332,19 @@
           </w:tcPr>
           <w:p>
             <w:pPr>
-              <w:spacing w:after="0" w:line="252" w:lineRule="auto"/>
+              <w:spacing w:after="0" w:line="240" w:lineRule="auto"/>
+              <w:ind w:firstLine="0"/>
             </w:pPr>
-            <w:r/>
-            <w:r>
-              <w:rPr>
-                <w:rFonts w:ascii="微软雅黑" w:hAnsi="微软雅黑" w:eastAsia="微软雅黑"/>
-                <w:sz w:val="17"/>
+            <w:r>
+              <w:rPr>
+                <w:rFonts w:ascii="Times New Roman" w:hAnsi="Times New Roman" w:eastAsia="宋体"/>
+                <w:sz w:val="18"/>
+              </w:rPr>
+            </w:r>
+            <w:r>
+              <w:rPr>
+                <w:rFonts w:ascii="Times New Roman" w:hAnsi="Times New Roman" w:eastAsia="宋体"/>
+                <w:sz w:val="21"/>
               </w:rPr>
               <w:t>开发方式</w:t>
             </w:r>
@@ -281,13 +356,19 @@
           </w:tcPr>
           <w:p>
             <w:pPr>
-              <w:spacing w:after="0" w:line="252" w:lineRule="auto"/>
+              <w:spacing w:after="0" w:line="240" w:lineRule="auto"/>
+              <w:ind w:firstLine="0"/>
             </w:pPr>
-            <w:r/>
-            <w:r>
-              <w:rPr>
-                <w:rFonts w:ascii="微软雅黑" w:hAnsi="微软雅黑" w:eastAsia="微软雅黑"/>
-                <w:sz w:val="17"/>
+            <w:r>
+              <w:rPr>
+                <w:rFonts w:ascii="Times New Roman" w:hAnsi="Times New Roman" w:eastAsia="宋体"/>
+                <w:sz w:val="18"/>
+              </w:rPr>
+            </w:r>
+            <w:r>
+              <w:rPr>
+                <w:rFonts w:ascii="Times New Roman" w:hAnsi="Times New Roman" w:eastAsia="宋体"/>
+                <w:sz w:val="21"/>
               </w:rPr>
               <w:t>单人全栈，Git 主干开发</w:t>
             </w:r>
@@ -301,13 +382,19 @@
           </w:tcPr>
           <w:p>
             <w:pPr>
-              <w:spacing w:after="0" w:line="252" w:lineRule="auto"/>
+              <w:spacing w:after="0" w:line="240" w:lineRule="auto"/>
+              <w:ind w:firstLine="0"/>
             </w:pPr>
-            <w:r/>
-            <w:r>
-              <w:rPr>
-                <w:rFonts w:ascii="微软雅黑" w:hAnsi="微软雅黑" w:eastAsia="微软雅黑"/>
-                <w:sz w:val="17"/>
+            <w:r>
+              <w:rPr>
+                <w:rFonts w:ascii="Times New Roman" w:hAnsi="Times New Roman" w:eastAsia="宋体"/>
+                <w:sz w:val="18"/>
+              </w:rPr>
+            </w:r>
+            <w:r>
+              <w:rPr>
+                <w:rFonts w:ascii="Times New Roman" w:hAnsi="Times New Roman" w:eastAsia="宋体"/>
+                <w:sz w:val="21"/>
               </w:rPr>
               <w:t>代码规模</w:t>
             </w:r>
@@ -319,13 +406,19 @@
           </w:tcPr>
           <w:p>
             <w:pPr>
-              <w:spacing w:after="0" w:line="252" w:lineRule="auto"/>
+              <w:spacing w:after="0" w:line="240" w:lineRule="auto"/>
+              <w:ind w:firstLine="0"/>
             </w:pPr>
-            <w:r/>
-            <w:r>
-              <w:rPr>
-                <w:rFonts w:ascii="微软雅黑" w:hAnsi="微软雅黑" w:eastAsia="微软雅黑"/>
-                <w:sz w:val="17"/>
+            <w:r>
+              <w:rPr>
+                <w:rFonts w:ascii="Times New Roman" w:hAnsi="Times New Roman" w:eastAsia="宋体"/>
+                <w:sz w:val="18"/>
+              </w:rPr>
+            </w:r>
+            <w:r>
+              <w:rPr>
+                <w:rFonts w:ascii="Times New Roman" w:hAnsi="Times New Roman" w:eastAsia="宋体"/>
+                <w:sz w:val="21"/>
               </w:rPr>
               <w:t>后端 125 文件 / 约 1.1 万行；前端 37 页面 / 约 1.7 万行；固件约 1100 行</w:t>
             </w:r>
@@ -337,8 +430,14 @@
     <w:p>
       <w:pPr>
         <w:pStyle w:val="Heading1"/>
+        <w:ind w:firstLine="0"/>
       </w:pPr>
       <w:r>
+        <w:rPr>
+          <w:rFonts w:ascii="Times New Roman" w:hAnsi="Times New Roman" w:eastAsia="黑体"/>
+          <w:b/>
+          <w:sz w:val="32"/>
+        </w:rPr>
         <w:t>2　工作分解（WBS）</w:t>
       </w:r>
     </w:p>
@@ -358,21 +457,31 @@
         <w:gridCol w:w="1296"/>
       </w:tblGrid>
       <w:tr>
+        <w:trPr>
+          <w:tblHeader/>
+        </w:trPr>
         <w:tc>
           <w:tcPr>
             <w:tcW w:type="dxa" w:w="1008"/>
-            <w:shd w:val="clear" w:fill="DCE6F1"/>
+            <w:shd w:val="clear" w:fill="E8EEF6" w:color="auto"/>
           </w:tcPr>
           <w:p>
             <w:pPr>
-              <w:spacing w:after="0"/>
+              <w:spacing w:after="0" w:line="240" w:lineRule="auto"/>
+              <w:ind w:firstLine="0"/>
+              <w:jc w:val="center"/>
             </w:pPr>
-            <w:r/>
-            <w:r>
-              <w:rPr>
-                <w:rFonts w:ascii="微软雅黑" w:hAnsi="微软雅黑" w:eastAsia="微软雅黑"/>
+            <w:r>
+              <w:rPr>
+                <w:rFonts w:ascii="Times New Roman" w:hAnsi="Times New Roman" w:eastAsia="宋体"/>
+                <w:sz w:val="18"/>
+              </w:rPr>
+            </w:r>
+            <w:r>
+              <w:rPr>
+                <w:rFonts w:ascii="Times New Roman" w:hAnsi="Times New Roman" w:eastAsia="宋体"/>
                 <w:b/>
-                <w:sz w:val="17"/>
+                <w:sz w:val="21"/>
               </w:rPr>
               <w:t>编号</w:t>
             </w:r>
@@ -381,18 +490,25 @@
         <w:tc>
           <w:tcPr>
             <w:tcW w:type="dxa" w:w="2160"/>
-            <w:shd w:val="clear" w:fill="DCE6F1"/>
+            <w:shd w:val="clear" w:fill="E8EEF6" w:color="auto"/>
           </w:tcPr>
           <w:p>
             <w:pPr>
-              <w:spacing w:after="0"/>
+              <w:spacing w:after="0" w:line="240" w:lineRule="auto"/>
+              <w:ind w:firstLine="0"/>
+              <w:jc w:val="center"/>
             </w:pPr>
-            <w:r/>
-            <w:r>
-              <w:rPr>
-                <w:rFonts w:ascii="微软雅黑" w:hAnsi="微软雅黑" w:eastAsia="微软雅黑"/>
+            <w:r>
+              <w:rPr>
+                <w:rFonts w:ascii="Times New Roman" w:hAnsi="Times New Roman" w:eastAsia="宋体"/>
+                <w:sz w:val="18"/>
+              </w:rPr>
+            </w:r>
+            <w:r>
+              <w:rPr>
+                <w:rFonts w:ascii="Times New Roman" w:hAnsi="Times New Roman" w:eastAsia="宋体"/>
                 <w:b/>
-                <w:sz w:val="17"/>
+                <w:sz w:val="21"/>
               </w:rPr>
               <w:t>工作包</w:t>
             </w:r>
@@ -401,18 +517,25 @@
         <w:tc>
           <w:tcPr>
             <w:tcW w:type="dxa" w:w="3456"/>
-            <w:shd w:val="clear" w:fill="DCE6F1"/>
+            <w:shd w:val="clear" w:fill="E8EEF6" w:color="auto"/>
           </w:tcPr>
           <w:p>
             <w:pPr>
-              <w:spacing w:after="0"/>
+              <w:spacing w:after="0" w:line="240" w:lineRule="auto"/>
+              <w:ind w:firstLine="0"/>
+              <w:jc w:val="center"/>
             </w:pPr>
-            <w:r/>
-            <w:r>
-              <w:rPr>
-                <w:rFonts w:ascii="微软雅黑" w:hAnsi="微软雅黑" w:eastAsia="微软雅黑"/>
+            <w:r>
+              <w:rPr>
+                <w:rFonts w:ascii="Times New Roman" w:hAnsi="Times New Roman" w:eastAsia="宋体"/>
+                <w:sz w:val="18"/>
+              </w:rPr>
+            </w:r>
+            <w:r>
+              <w:rPr>
+                <w:rFonts w:ascii="Times New Roman" w:hAnsi="Times New Roman" w:eastAsia="宋体"/>
                 <w:b/>
-                <w:sz w:val="17"/>
+                <w:sz w:val="21"/>
               </w:rPr>
               <w:t>主要产出</w:t>
             </w:r>
@@ -421,18 +544,25 @@
         <w:tc>
           <w:tcPr>
             <w:tcW w:type="dxa" w:w="1008"/>
-            <w:shd w:val="clear" w:fill="DCE6F1"/>
+            <w:shd w:val="clear" w:fill="E8EEF6" w:color="auto"/>
           </w:tcPr>
           <w:p>
             <w:pPr>
-              <w:spacing w:after="0"/>
+              <w:spacing w:after="0" w:line="240" w:lineRule="auto"/>
+              <w:ind w:firstLine="0"/>
+              <w:jc w:val="center"/>
             </w:pPr>
-            <w:r/>
-            <w:r>
-              <w:rPr>
-                <w:rFonts w:ascii="微软雅黑" w:hAnsi="微软雅黑" w:eastAsia="微软雅黑"/>
+            <w:r>
+              <w:rPr>
+                <w:rFonts w:ascii="Times New Roman" w:hAnsi="Times New Roman" w:eastAsia="宋体"/>
+                <w:sz w:val="18"/>
+              </w:rPr>
+            </w:r>
+            <w:r>
+              <w:rPr>
+                <w:rFonts w:ascii="Times New Roman" w:hAnsi="Times New Roman" w:eastAsia="宋体"/>
                 <w:b/>
-                <w:sz w:val="17"/>
+                <w:sz w:val="21"/>
               </w:rPr>
               <w:t>预估</w:t>
             </w:r>
@@ -441,18 +571,25 @@
         <w:tc>
           <w:tcPr>
             <w:tcW w:type="dxa" w:w="1296"/>
-            <w:shd w:val="clear" w:fill="DCE6F1"/>
+            <w:shd w:val="clear" w:fill="E8EEF6" w:color="auto"/>
           </w:tcPr>
           <w:p>
             <w:pPr>
-              <w:spacing w:after="0"/>
+              <w:spacing w:after="0" w:line="240" w:lineRule="auto"/>
+              <w:ind w:firstLine="0"/>
+              <w:jc w:val="center"/>
             </w:pPr>
-            <w:r/>
-            <w:r>
-              <w:rPr>
-                <w:rFonts w:ascii="微软雅黑" w:hAnsi="微软雅黑" w:eastAsia="微软雅黑"/>
+            <w:r>
+              <w:rPr>
+                <w:rFonts w:ascii="Times New Roman" w:hAnsi="Times New Roman" w:eastAsia="宋体"/>
+                <w:sz w:val="18"/>
+              </w:rPr>
+            </w:r>
+            <w:r>
+              <w:rPr>
+                <w:rFonts w:ascii="Times New Roman" w:hAnsi="Times New Roman" w:eastAsia="宋体"/>
                 <w:b/>
-                <w:sz w:val="17"/>
+                <w:sz w:val="21"/>
               </w:rPr>
               <w:t>状态</w:t>
             </w:r>
@@ -466,13 +603,19 @@
           </w:tcPr>
           <w:p>
             <w:pPr>
-              <w:spacing w:after="0" w:line="252" w:lineRule="auto"/>
+              <w:spacing w:after="0" w:line="240" w:lineRule="auto"/>
+              <w:ind w:firstLine="0"/>
             </w:pPr>
-            <w:r/>
-            <w:r>
-              <w:rPr>
-                <w:rFonts w:ascii="微软雅黑" w:hAnsi="微软雅黑" w:eastAsia="微软雅黑"/>
-                <w:sz w:val="17"/>
+            <w:r>
+              <w:rPr>
+                <w:rFonts w:ascii="Times New Roman" w:hAnsi="Times New Roman" w:eastAsia="宋体"/>
+                <w:sz w:val="18"/>
+              </w:rPr>
+            </w:r>
+            <w:r>
+              <w:rPr>
+                <w:rFonts w:ascii="Times New Roman" w:hAnsi="Times New Roman" w:eastAsia="宋体"/>
+                <w:sz w:val="21"/>
               </w:rPr>
               <w:t>WP-01</w:t>
             </w:r>
@@ -484,13 +627,19 @@
           </w:tcPr>
           <w:p>
             <w:pPr>
-              <w:spacing w:after="0" w:line="252" w:lineRule="auto"/>
+              <w:spacing w:after="0" w:line="240" w:lineRule="auto"/>
+              <w:ind w:firstLine="0"/>
             </w:pPr>
-            <w:r/>
-            <w:r>
-              <w:rPr>
-                <w:rFonts w:ascii="微软雅黑" w:hAnsi="微软雅黑" w:eastAsia="微软雅黑"/>
-                <w:sz w:val="17"/>
+            <w:r>
+              <w:rPr>
+                <w:rFonts w:ascii="Times New Roman" w:hAnsi="Times New Roman" w:eastAsia="宋体"/>
+                <w:sz w:val="18"/>
+              </w:rPr>
+            </w:r>
+            <w:r>
+              <w:rPr>
+                <w:rFonts w:ascii="Times New Roman" w:hAnsi="Times New Roman" w:eastAsia="宋体"/>
+                <w:sz w:val="21"/>
               </w:rPr>
               <w:t>调研与重构设计</w:t>
             </w:r>
@@ -502,13 +651,19 @@
           </w:tcPr>
           <w:p>
             <w:pPr>
-              <w:spacing w:after="0" w:line="252" w:lineRule="auto"/>
+              <w:spacing w:after="0" w:line="240" w:lineRule="auto"/>
+              <w:ind w:firstLine="0"/>
             </w:pPr>
-            <w:r/>
-            <w:r>
-              <w:rPr>
-                <w:rFonts w:ascii="微软雅黑" w:hAnsi="微软雅黑" w:eastAsia="微软雅黑"/>
-                <w:sz w:val="17"/>
+            <w:r>
+              <w:rPr>
+                <w:rFonts w:ascii="Times New Roman" w:hAnsi="Times New Roman" w:eastAsia="宋体"/>
+                <w:sz w:val="18"/>
+              </w:rPr>
+            </w:r>
+            <w:r>
+              <w:rPr>
+                <w:rFonts w:ascii="Times New Roman" w:hAnsi="Times New Roman" w:eastAsia="宋体"/>
+                <w:sz w:val="21"/>
               </w:rPr>
               <w:t>数据模型 v2、权限矩阵、接口清单</w:t>
             </w:r>
@@ -520,13 +675,19 @@
           </w:tcPr>
           <w:p>
             <w:pPr>
-              <w:spacing w:after="0" w:line="252" w:lineRule="auto"/>
+              <w:spacing w:after="0" w:line="240" w:lineRule="auto"/>
+              <w:ind w:firstLine="0"/>
             </w:pPr>
-            <w:r/>
-            <w:r>
-              <w:rPr>
-                <w:rFonts w:ascii="微软雅黑" w:hAnsi="微软雅黑" w:eastAsia="微软雅黑"/>
-                <w:sz w:val="17"/>
+            <w:r>
+              <w:rPr>
+                <w:rFonts w:ascii="Times New Roman" w:hAnsi="Times New Roman" w:eastAsia="宋体"/>
+                <w:sz w:val="18"/>
+              </w:rPr>
+            </w:r>
+            <w:r>
+              <w:rPr>
+                <w:rFonts w:ascii="Times New Roman" w:hAnsi="Times New Roman" w:eastAsia="宋体"/>
+                <w:sz w:val="21"/>
               </w:rPr>
               <w:t>2 周</w:t>
             </w:r>
@@ -538,13 +699,19 @@
           </w:tcPr>
           <w:p>
             <w:pPr>
-              <w:spacing w:after="0" w:line="252" w:lineRule="auto"/>
+              <w:spacing w:after="0" w:line="240" w:lineRule="auto"/>
+              <w:ind w:firstLine="0"/>
             </w:pPr>
-            <w:r/>
-            <w:r>
-              <w:rPr>
-                <w:rFonts w:ascii="微软雅黑" w:hAnsi="微软雅黑" w:eastAsia="微软雅黑"/>
-                <w:sz w:val="17"/>
+            <w:r>
+              <w:rPr>
+                <w:rFonts w:ascii="Times New Roman" w:hAnsi="Times New Roman" w:eastAsia="宋体"/>
+                <w:sz w:val="18"/>
+              </w:rPr>
+            </w:r>
+            <w:r>
+              <w:rPr>
+                <w:rFonts w:ascii="Times New Roman" w:hAnsi="Times New Roman" w:eastAsia="宋体"/>
+                <w:sz w:val="21"/>
               </w:rPr>
               <w:t>完成</w:t>
             </w:r>
@@ -558,13 +725,19 @@
           </w:tcPr>
           <w:p>
             <w:pPr>
-              <w:spacing w:after="0" w:line="252" w:lineRule="auto"/>
+              <w:spacing w:after="0" w:line="240" w:lineRule="auto"/>
+              <w:ind w:firstLine="0"/>
             </w:pPr>
-            <w:r/>
-            <w:r>
-              <w:rPr>
-                <w:rFonts w:ascii="微软雅黑" w:hAnsi="微软雅黑" w:eastAsia="微软雅黑"/>
-                <w:sz w:val="17"/>
+            <w:r>
+              <w:rPr>
+                <w:rFonts w:ascii="Times New Roman" w:hAnsi="Times New Roman" w:eastAsia="宋体"/>
+                <w:sz w:val="18"/>
+              </w:rPr>
+            </w:r>
+            <w:r>
+              <w:rPr>
+                <w:rFonts w:ascii="Times New Roman" w:hAnsi="Times New Roman" w:eastAsia="宋体"/>
+                <w:sz w:val="21"/>
               </w:rPr>
               <w:t>WP-02</w:t>
             </w:r>
@@ -576,13 +749,19 @@
           </w:tcPr>
           <w:p>
             <w:pPr>
-              <w:spacing w:after="0" w:line="252" w:lineRule="auto"/>
+              <w:spacing w:after="0" w:line="240" w:lineRule="auto"/>
+              <w:ind w:firstLine="0"/>
             </w:pPr>
-            <w:r/>
-            <w:r>
-              <w:rPr>
-                <w:rFonts w:ascii="微软雅黑" w:hAnsi="微软雅黑" w:eastAsia="微软雅黑"/>
-                <w:sz w:val="17"/>
+            <w:r>
+              <w:rPr>
+                <w:rFonts w:ascii="Times New Roman" w:hAnsi="Times New Roman" w:eastAsia="宋体"/>
+                <w:sz w:val="18"/>
+              </w:rPr>
+            </w:r>
+            <w:r>
+              <w:rPr>
+                <w:rFonts w:ascii="Times New Roman" w:hAnsi="Times New Roman" w:eastAsia="宋体"/>
+                <w:sz w:val="21"/>
               </w:rPr>
               <w:t>数据库与迁移</w:t>
             </w:r>
@@ -594,13 +773,19 @@
           </w:tcPr>
           <w:p>
             <w:pPr>
-              <w:spacing w:after="0" w:line="252" w:lineRule="auto"/>
+              <w:spacing w:after="0" w:line="240" w:lineRule="auto"/>
+              <w:ind w:firstLine="0"/>
             </w:pPr>
-            <w:r/>
-            <w:r>
-              <w:rPr>
-                <w:rFonts w:ascii="微软雅黑" w:hAnsi="微软雅黑" w:eastAsia="微软雅黑"/>
-                <w:sz w:val="17"/>
+            <w:r>
+              <w:rPr>
+                <w:rFonts w:ascii="Times New Roman" w:hAnsi="Times New Roman" w:eastAsia="宋体"/>
+                <w:sz w:val="18"/>
+              </w:rPr>
+            </w:r>
+            <w:r>
+              <w:rPr>
+                <w:rFonts w:ascii="Times New Roman" w:hAnsi="Times New Roman" w:eastAsia="宋体"/>
+                <w:sz w:val="21"/>
               </w:rPr>
               <w:t>V1~V8 迁移、21 表、种子数据</w:t>
             </w:r>
@@ -612,13 +797,19 @@
           </w:tcPr>
           <w:p>
             <w:pPr>
-              <w:spacing w:after="0" w:line="252" w:lineRule="auto"/>
+              <w:spacing w:after="0" w:line="240" w:lineRule="auto"/>
+              <w:ind w:firstLine="0"/>
             </w:pPr>
-            <w:r/>
-            <w:r>
-              <w:rPr>
-                <w:rFonts w:ascii="微软雅黑" w:hAnsi="微软雅黑" w:eastAsia="微软雅黑"/>
-                <w:sz w:val="17"/>
+            <w:r>
+              <w:rPr>
+                <w:rFonts w:ascii="Times New Roman" w:hAnsi="Times New Roman" w:eastAsia="宋体"/>
+                <w:sz w:val="18"/>
+              </w:rPr>
+            </w:r>
+            <w:r>
+              <w:rPr>
+                <w:rFonts w:ascii="Times New Roman" w:hAnsi="Times New Roman" w:eastAsia="宋体"/>
+                <w:sz w:val="21"/>
               </w:rPr>
               <w:t>0.5 周</w:t>
             </w:r>
@@ -630,13 +821,19 @@
           </w:tcPr>
           <w:p>
             <w:pPr>
-              <w:spacing w:after="0" w:line="252" w:lineRule="auto"/>
+              <w:spacing w:after="0" w:line="240" w:lineRule="auto"/>
+              <w:ind w:firstLine="0"/>
             </w:pPr>
-            <w:r/>
-            <w:r>
-              <w:rPr>
-                <w:rFonts w:ascii="微软雅黑" w:hAnsi="微软雅黑" w:eastAsia="微软雅黑"/>
-                <w:sz w:val="17"/>
+            <w:r>
+              <w:rPr>
+                <w:rFonts w:ascii="Times New Roman" w:hAnsi="Times New Roman" w:eastAsia="宋体"/>
+                <w:sz w:val="18"/>
+              </w:rPr>
+            </w:r>
+            <w:r>
+              <w:rPr>
+                <w:rFonts w:ascii="Times New Roman" w:hAnsi="Times New Roman" w:eastAsia="宋体"/>
+                <w:sz w:val="21"/>
               </w:rPr>
               <w:t>完成</w:t>
             </w:r>
@@ -650,13 +847,19 @@
           </w:tcPr>
           <w:p>
             <w:pPr>
-              <w:spacing w:after="0" w:line="252" w:lineRule="auto"/>
+              <w:spacing w:after="0" w:line="240" w:lineRule="auto"/>
+              <w:ind w:firstLine="0"/>
             </w:pPr>
-            <w:r/>
-            <w:r>
-              <w:rPr>
-                <w:rFonts w:ascii="微软雅黑" w:hAnsi="微软雅黑" w:eastAsia="微软雅黑"/>
-                <w:sz w:val="17"/>
+            <w:r>
+              <w:rPr>
+                <w:rFonts w:ascii="Times New Roman" w:hAnsi="Times New Roman" w:eastAsia="宋体"/>
+                <w:sz w:val="18"/>
+              </w:rPr>
+            </w:r>
+            <w:r>
+              <w:rPr>
+                <w:rFonts w:ascii="Times New Roman" w:hAnsi="Times New Roman" w:eastAsia="宋体"/>
+                <w:sz w:val="21"/>
               </w:rPr>
               <w:t>WP-03</w:t>
             </w:r>
@@ -668,13 +871,19 @@
           </w:tcPr>
           <w:p>
             <w:pPr>
-              <w:spacing w:after="0" w:line="252" w:lineRule="auto"/>
+              <w:spacing w:after="0" w:line="240" w:lineRule="auto"/>
+              <w:ind w:firstLine="0"/>
             </w:pPr>
-            <w:r/>
-            <w:r>
-              <w:rPr>
-                <w:rFonts w:ascii="微软雅黑" w:hAnsi="微软雅黑" w:eastAsia="微软雅黑"/>
-                <w:sz w:val="17"/>
+            <w:r>
+              <w:rPr>
+                <w:rFonts w:ascii="Times New Roman" w:hAnsi="Times New Roman" w:eastAsia="宋体"/>
+                <w:sz w:val="18"/>
+              </w:rPr>
+            </w:r>
+            <w:r>
+              <w:rPr>
+                <w:rFonts w:ascii="Times New Roman" w:hAnsi="Times New Roman" w:eastAsia="宋体"/>
+                <w:sz w:val="21"/>
               </w:rPr>
               <w:t>认证与 RBAC</w:t>
             </w:r>
@@ -686,13 +895,19 @@
           </w:tcPr>
           <w:p>
             <w:pPr>
-              <w:spacing w:after="0" w:line="252" w:lineRule="auto"/>
+              <w:spacing w:after="0" w:line="240" w:lineRule="auto"/>
+              <w:ind w:firstLine="0"/>
             </w:pPr>
-            <w:r/>
-            <w:r>
-              <w:rPr>
-                <w:rFonts w:ascii="微软雅黑" w:hAnsi="微软雅黑" w:eastAsia="微软雅黑"/>
-                <w:sz w:val="17"/>
+            <w:r>
+              <w:rPr>
+                <w:rFonts w:ascii="Times New Roman" w:hAnsi="Times New Roman" w:eastAsia="宋体"/>
+                <w:sz w:val="18"/>
+              </w:rPr>
+            </w:r>
+            <w:r>
+              <w:rPr>
+                <w:rFonts w:ascii="Times New Roman" w:hAnsi="Times New Roman" w:eastAsia="宋体"/>
+                <w:sz w:val="21"/>
               </w:rPr>
               <w:t>JWT、方法级权限、数据范围下推</w:t>
             </w:r>
@@ -704,13 +919,19 @@
           </w:tcPr>
           <w:p>
             <w:pPr>
-              <w:spacing w:after="0" w:line="252" w:lineRule="auto"/>
+              <w:spacing w:after="0" w:line="240" w:lineRule="auto"/>
+              <w:ind w:firstLine="0"/>
             </w:pPr>
-            <w:r/>
-            <w:r>
-              <w:rPr>
-                <w:rFonts w:ascii="微软雅黑" w:hAnsi="微软雅黑" w:eastAsia="微软雅黑"/>
-                <w:sz w:val="17"/>
+            <w:r>
+              <w:rPr>
+                <w:rFonts w:ascii="Times New Roman" w:hAnsi="Times New Roman" w:eastAsia="宋体"/>
+                <w:sz w:val="18"/>
+              </w:rPr>
+            </w:r>
+            <w:r>
+              <w:rPr>
+                <w:rFonts w:ascii="Times New Roman" w:hAnsi="Times New Roman" w:eastAsia="宋体"/>
+                <w:sz w:val="21"/>
               </w:rPr>
               <w:t>1.5 周</w:t>
             </w:r>
@@ -722,13 +943,19 @@
           </w:tcPr>
           <w:p>
             <w:pPr>
-              <w:spacing w:after="0" w:line="252" w:lineRule="auto"/>
+              <w:spacing w:after="0" w:line="240" w:lineRule="auto"/>
+              <w:ind w:firstLine="0"/>
             </w:pPr>
-            <w:r/>
-            <w:r>
-              <w:rPr>
-                <w:rFonts w:ascii="微软雅黑" w:hAnsi="微软雅黑" w:eastAsia="微软雅黑"/>
-                <w:sz w:val="17"/>
+            <w:r>
+              <w:rPr>
+                <w:rFonts w:ascii="Times New Roman" w:hAnsi="Times New Roman" w:eastAsia="宋体"/>
+                <w:sz w:val="18"/>
+              </w:rPr>
+            </w:r>
+            <w:r>
+              <w:rPr>
+                <w:rFonts w:ascii="Times New Roman" w:hAnsi="Times New Roman" w:eastAsia="宋体"/>
+                <w:sz w:val="21"/>
               </w:rPr>
               <w:t>完成</w:t>
             </w:r>
@@ -742,13 +969,19 @@
           </w:tcPr>
           <w:p>
             <w:pPr>
-              <w:spacing w:after="0" w:line="252" w:lineRule="auto"/>
+              <w:spacing w:after="0" w:line="240" w:lineRule="auto"/>
+              <w:ind w:firstLine="0"/>
             </w:pPr>
-            <w:r/>
-            <w:r>
-              <w:rPr>
-                <w:rFonts w:ascii="微软雅黑" w:hAnsi="微软雅黑" w:eastAsia="微软雅黑"/>
-                <w:sz w:val="17"/>
+            <w:r>
+              <w:rPr>
+                <w:rFonts w:ascii="Times New Roman" w:hAnsi="Times New Roman" w:eastAsia="宋体"/>
+                <w:sz w:val="18"/>
+              </w:rPr>
+            </w:r>
+            <w:r>
+              <w:rPr>
+                <w:rFonts w:ascii="Times New Roman" w:hAnsi="Times New Roman" w:eastAsia="宋体"/>
+                <w:sz w:val="21"/>
               </w:rPr>
               <w:t>WP-04</w:t>
             </w:r>
@@ -760,13 +993,19 @@
           </w:tcPr>
           <w:p>
             <w:pPr>
-              <w:spacing w:after="0" w:line="252" w:lineRule="auto"/>
+              <w:spacing w:after="0" w:line="240" w:lineRule="auto"/>
+              <w:ind w:firstLine="0"/>
             </w:pPr>
-            <w:r/>
-            <w:r>
-              <w:rPr>
-                <w:rFonts w:ascii="微软雅黑" w:hAnsi="微软雅黑" w:eastAsia="微软雅黑"/>
-                <w:sz w:val="17"/>
+            <w:r>
+              <w:rPr>
+                <w:rFonts w:ascii="Times New Roman" w:hAnsi="Times New Roman" w:eastAsia="宋体"/>
+                <w:sz w:val="18"/>
+              </w:rPr>
+            </w:r>
+            <w:r>
+              <w:rPr>
+                <w:rFonts w:ascii="Times New Roman" w:hAnsi="Times New Roman" w:eastAsia="宋体"/>
+                <w:sz w:val="21"/>
               </w:rPr>
               <w:t>协作域</w:t>
             </w:r>
@@ -778,13 +1017,19 @@
           </w:tcPr>
           <w:p>
             <w:pPr>
-              <w:spacing w:after="0" w:line="252" w:lineRule="auto"/>
+              <w:spacing w:after="0" w:line="240" w:lineRule="auto"/>
+              <w:ind w:firstLine="0"/>
             </w:pPr>
-            <w:r/>
-            <w:r>
-              <w:rPr>
-                <w:rFonts w:ascii="微软雅黑" w:hAnsi="微软雅黑" w:eastAsia="微软雅黑"/>
-                <w:sz w:val="17"/>
+            <w:r>
+              <w:rPr>
+                <w:rFonts w:ascii="Times New Roman" w:hAnsi="Times New Roman" w:eastAsia="宋体"/>
+                <w:sz w:val="18"/>
+              </w:rPr>
+            </w:r>
+            <w:r>
+              <w:rPr>
+                <w:rFonts w:ascii="Times New Roman" w:hAnsi="Times New Roman" w:eastAsia="宋体"/>
+                <w:sz w:val="21"/>
               </w:rPr>
               <w:t>日程/看板/日志/评论/敏感词/团队/用户</w:t>
             </w:r>
@@ -796,13 +1041,19 @@
           </w:tcPr>
           <w:p>
             <w:pPr>
-              <w:spacing w:after="0" w:line="252" w:lineRule="auto"/>
+              <w:spacing w:after="0" w:line="240" w:lineRule="auto"/>
+              <w:ind w:firstLine="0"/>
             </w:pPr>
-            <w:r/>
-            <w:r>
-              <w:rPr>
-                <w:rFonts w:ascii="微软雅黑" w:hAnsi="微软雅黑" w:eastAsia="微软雅黑"/>
-                <w:sz w:val="17"/>
+            <w:r>
+              <w:rPr>
+                <w:rFonts w:ascii="Times New Roman" w:hAnsi="Times New Roman" w:eastAsia="宋体"/>
+                <w:sz w:val="18"/>
+              </w:rPr>
+            </w:r>
+            <w:r>
+              <w:rPr>
+                <w:rFonts w:ascii="Times New Roman" w:hAnsi="Times New Roman" w:eastAsia="宋体"/>
+                <w:sz w:val="21"/>
               </w:rPr>
               <w:t>3 周</w:t>
             </w:r>
@@ -814,13 +1065,19 @@
           </w:tcPr>
           <w:p>
             <w:pPr>
-              <w:spacing w:after="0" w:line="252" w:lineRule="auto"/>
+              <w:spacing w:after="0" w:line="240" w:lineRule="auto"/>
+              <w:ind w:firstLine="0"/>
             </w:pPr>
-            <w:r/>
-            <w:r>
-              <w:rPr>
-                <w:rFonts w:ascii="微软雅黑" w:hAnsi="微软雅黑" w:eastAsia="微软雅黑"/>
-                <w:sz w:val="17"/>
+            <w:r>
+              <w:rPr>
+                <w:rFonts w:ascii="Times New Roman" w:hAnsi="Times New Roman" w:eastAsia="宋体"/>
+                <w:sz w:val="18"/>
+              </w:rPr>
+            </w:r>
+            <w:r>
+              <w:rPr>
+                <w:rFonts w:ascii="Times New Roman" w:hAnsi="Times New Roman" w:eastAsia="宋体"/>
+                <w:sz w:val="21"/>
               </w:rPr>
               <w:t>完成</w:t>
             </w:r>
@@ -834,13 +1091,19 @@
           </w:tcPr>
           <w:p>
             <w:pPr>
-              <w:spacing w:after="0" w:line="252" w:lineRule="auto"/>
+              <w:spacing w:after="0" w:line="240" w:lineRule="auto"/>
+              <w:ind w:firstLine="0"/>
             </w:pPr>
-            <w:r/>
-            <w:r>
-              <w:rPr>
-                <w:rFonts w:ascii="微软雅黑" w:hAnsi="微软雅黑" w:eastAsia="微软雅黑"/>
-                <w:sz w:val="17"/>
+            <w:r>
+              <w:rPr>
+                <w:rFonts w:ascii="Times New Roman" w:hAnsi="Times New Roman" w:eastAsia="宋体"/>
+                <w:sz w:val="18"/>
+              </w:rPr>
+            </w:r>
+            <w:r>
+              <w:rPr>
+                <w:rFonts w:ascii="Times New Roman" w:hAnsi="Times New Roman" w:eastAsia="宋体"/>
+                <w:sz w:val="21"/>
               </w:rPr>
               <w:t>WP-05</w:t>
             </w:r>
@@ -852,13 +1115,19 @@
           </w:tcPr>
           <w:p>
             <w:pPr>
-              <w:spacing w:after="0" w:line="252" w:lineRule="auto"/>
+              <w:spacing w:after="0" w:line="240" w:lineRule="auto"/>
+              <w:ind w:firstLine="0"/>
             </w:pPr>
-            <w:r/>
-            <w:r>
-              <w:rPr>
-                <w:rFonts w:ascii="微软雅黑" w:hAnsi="微软雅黑" w:eastAsia="微软雅黑"/>
-                <w:sz w:val="17"/>
+            <w:r>
+              <w:rPr>
+                <w:rFonts w:ascii="Times New Roman" w:hAnsi="Times New Roman" w:eastAsia="宋体"/>
+                <w:sz w:val="18"/>
+              </w:rPr>
+            </w:r>
+            <w:r>
+              <w:rPr>
+                <w:rFonts w:ascii="Times New Roman" w:hAnsi="Times New Roman" w:eastAsia="宋体"/>
+                <w:sz w:val="21"/>
               </w:rPr>
               <w:t>考勤域</w:t>
             </w:r>
@@ -870,13 +1139,19 @@
           </w:tcPr>
           <w:p>
             <w:pPr>
-              <w:spacing w:after="0" w:line="252" w:lineRule="auto"/>
+              <w:spacing w:after="0" w:line="240" w:lineRule="auto"/>
+              <w:ind w:firstLine="0"/>
             </w:pPr>
-            <w:r/>
-            <w:r>
-              <w:rPr>
-                <w:rFonts w:ascii="微软雅黑" w:hAnsi="微软雅黑" w:eastAsia="微软雅黑"/>
-                <w:sz w:val="17"/>
+            <w:r>
+              <w:rPr>
+                <w:rFonts w:ascii="Times New Roman" w:hAnsi="Times New Roman" w:eastAsia="宋体"/>
+                <w:sz w:val="18"/>
+              </w:rPr>
+            </w:r>
+            <w:r>
+              <w:rPr>
+                <w:rFonts w:ascii="Times New Roman" w:hAnsi="Times New Roman" w:eastAsia="宋体"/>
+                <w:sz w:val="21"/>
               </w:rPr>
               <w:t>设备、规则、打卡判定、日汇总、补卡审批</w:t>
             </w:r>
@@ -888,13 +1163,19 @@
           </w:tcPr>
           <w:p>
             <w:pPr>
-              <w:spacing w:after="0" w:line="252" w:lineRule="auto"/>
+              <w:spacing w:after="0" w:line="240" w:lineRule="auto"/>
+              <w:ind w:firstLine="0"/>
             </w:pPr>
-            <w:r/>
-            <w:r>
-              <w:rPr>
-                <w:rFonts w:ascii="微软雅黑" w:hAnsi="微软雅黑" w:eastAsia="微软雅黑"/>
-                <w:sz w:val="17"/>
+            <w:r>
+              <w:rPr>
+                <w:rFonts w:ascii="Times New Roman" w:hAnsi="Times New Roman" w:eastAsia="宋体"/>
+                <w:sz w:val="18"/>
+              </w:rPr>
+            </w:r>
+            <w:r>
+              <w:rPr>
+                <w:rFonts w:ascii="Times New Roman" w:hAnsi="Times New Roman" w:eastAsia="宋体"/>
+                <w:sz w:val="21"/>
               </w:rPr>
               <w:t>2 周</w:t>
             </w:r>
@@ -906,13 +1187,19 @@
           </w:tcPr>
           <w:p>
             <w:pPr>
-              <w:spacing w:after="0" w:line="252" w:lineRule="auto"/>
+              <w:spacing w:after="0" w:line="240" w:lineRule="auto"/>
+              <w:ind w:firstLine="0"/>
             </w:pPr>
-            <w:r/>
-            <w:r>
-              <w:rPr>
-                <w:rFonts w:ascii="微软雅黑" w:hAnsi="微软雅黑" w:eastAsia="微软雅黑"/>
-                <w:sz w:val="17"/>
+            <w:r>
+              <w:rPr>
+                <w:rFonts w:ascii="Times New Roman" w:hAnsi="Times New Roman" w:eastAsia="宋体"/>
+                <w:sz w:val="18"/>
+              </w:rPr>
+            </w:r>
+            <w:r>
+              <w:rPr>
+                <w:rFonts w:ascii="Times New Roman" w:hAnsi="Times New Roman" w:eastAsia="宋体"/>
+                <w:sz w:val="21"/>
               </w:rPr>
               <w:t>完成</w:t>
             </w:r>
@@ -926,13 +1213,19 @@
           </w:tcPr>
           <w:p>
             <w:pPr>
-              <w:spacing w:after="0" w:line="252" w:lineRule="auto"/>
+              <w:spacing w:after="0" w:line="240" w:lineRule="auto"/>
+              <w:ind w:firstLine="0"/>
             </w:pPr>
-            <w:r/>
-            <w:r>
-              <w:rPr>
-                <w:rFonts w:ascii="微软雅黑" w:hAnsi="微软雅黑" w:eastAsia="微软雅黑"/>
-                <w:sz w:val="17"/>
+            <w:r>
+              <w:rPr>
+                <w:rFonts w:ascii="Times New Roman" w:hAnsi="Times New Roman" w:eastAsia="宋体"/>
+                <w:sz w:val="18"/>
+              </w:rPr>
+            </w:r>
+            <w:r>
+              <w:rPr>
+                <w:rFonts w:ascii="Times New Roman" w:hAnsi="Times New Roman" w:eastAsia="宋体"/>
+                <w:sz w:val="21"/>
               </w:rPr>
               <w:t>WP-06</w:t>
             </w:r>
@@ -944,13 +1237,19 @@
           </w:tcPr>
           <w:p>
             <w:pPr>
-              <w:spacing w:after="0" w:line="252" w:lineRule="auto"/>
+              <w:spacing w:after="0" w:line="240" w:lineRule="auto"/>
+              <w:ind w:firstLine="0"/>
             </w:pPr>
-            <w:r/>
-            <w:r>
-              <w:rPr>
-                <w:rFonts w:ascii="微软雅黑" w:hAnsi="微软雅黑" w:eastAsia="微软雅黑"/>
-                <w:sz w:val="17"/>
+            <w:r>
+              <w:rPr>
+                <w:rFonts w:ascii="Times New Roman" w:hAnsi="Times New Roman" w:eastAsia="宋体"/>
+                <w:sz w:val="18"/>
+              </w:rPr>
+            </w:r>
+            <w:r>
+              <w:rPr>
+                <w:rFonts w:ascii="Times New Roman" w:hAnsi="Times New Roman" w:eastAsia="宋体"/>
+                <w:sz w:val="21"/>
               </w:rPr>
               <w:t>物联网接入</w:t>
             </w:r>
@@ -962,13 +1261,19 @@
           </w:tcPr>
           <w:p>
             <w:pPr>
-              <w:spacing w:after="0" w:line="252" w:lineRule="auto"/>
+              <w:spacing w:after="0" w:line="240" w:lineRule="auto"/>
+              <w:ind w:firstLine="0"/>
             </w:pPr>
-            <w:r/>
-            <w:r>
-              <w:rPr>
-                <w:rFonts w:ascii="微软雅黑" w:hAnsi="微软雅黑" w:eastAsia="微软雅黑"/>
-                <w:sz w:val="17"/>
+            <w:r>
+              <w:rPr>
+                <w:rFonts w:ascii="Times New Roman" w:hAnsi="Times New Roman" w:eastAsia="宋体"/>
+                <w:sz w:val="18"/>
+              </w:rPr>
+            </w:r>
+            <w:r>
+              <w:rPr>
+                <w:rFonts w:ascii="Times New Roman" w:hAnsi="Times New Roman" w:eastAsia="宋体"/>
+                <w:sz w:val="21"/>
               </w:rPr>
               <w:t>ESP32 固件（UART/JSON/HMAC/MQTT）+ 模拟器</w:t>
             </w:r>
@@ -980,13 +1285,19 @@
           </w:tcPr>
           <w:p>
             <w:pPr>
-              <w:spacing w:after="0" w:line="252" w:lineRule="auto"/>
+              <w:spacing w:after="0" w:line="240" w:lineRule="auto"/>
+              <w:ind w:firstLine="0"/>
             </w:pPr>
-            <w:r/>
-            <w:r>
-              <w:rPr>
-                <w:rFonts w:ascii="微软雅黑" w:hAnsi="微软雅黑" w:eastAsia="微软雅黑"/>
-                <w:sz w:val="17"/>
+            <w:r>
+              <w:rPr>
+                <w:rFonts w:ascii="Times New Roman" w:hAnsi="Times New Roman" w:eastAsia="宋体"/>
+                <w:sz w:val="18"/>
+              </w:rPr>
+            </w:r>
+            <w:r>
+              <w:rPr>
+                <w:rFonts w:ascii="Times New Roman" w:hAnsi="Times New Roman" w:eastAsia="宋体"/>
+                <w:sz w:val="21"/>
               </w:rPr>
               <w:t>1.5 周</w:t>
             </w:r>
@@ -998,13 +1309,19 @@
           </w:tcPr>
           <w:p>
             <w:pPr>
-              <w:spacing w:after="0" w:line="252" w:lineRule="auto"/>
+              <w:spacing w:after="0" w:line="240" w:lineRule="auto"/>
+              <w:ind w:firstLine="0"/>
             </w:pPr>
-            <w:r/>
-            <w:r>
-              <w:rPr>
-                <w:rFonts w:ascii="微软雅黑" w:hAnsi="微软雅黑" w:eastAsia="微软雅黑"/>
-                <w:sz w:val="17"/>
+            <w:r>
+              <w:rPr>
+                <w:rFonts w:ascii="Times New Roman" w:hAnsi="Times New Roman" w:eastAsia="宋体"/>
+                <w:sz w:val="18"/>
+              </w:rPr>
+            </w:r>
+            <w:r>
+              <w:rPr>
+                <w:rFonts w:ascii="Times New Roman" w:hAnsi="Times New Roman" w:eastAsia="宋体"/>
+                <w:sz w:val="21"/>
               </w:rPr>
               <w:t>完成（模拟器）</w:t>
             </w:r>
@@ -1018,13 +1335,19 @@
           </w:tcPr>
           <w:p>
             <w:pPr>
-              <w:spacing w:after="0" w:line="252" w:lineRule="auto"/>
+              <w:spacing w:after="0" w:line="240" w:lineRule="auto"/>
+              <w:ind w:firstLine="0"/>
             </w:pPr>
-            <w:r/>
-            <w:r>
-              <w:rPr>
-                <w:rFonts w:ascii="微软雅黑" w:hAnsi="微软雅黑" w:eastAsia="微软雅黑"/>
-                <w:sz w:val="17"/>
+            <w:r>
+              <w:rPr>
+                <w:rFonts w:ascii="Times New Roman" w:hAnsi="Times New Roman" w:eastAsia="宋体"/>
+                <w:sz w:val="18"/>
+              </w:rPr>
+            </w:r>
+            <w:r>
+              <w:rPr>
+                <w:rFonts w:ascii="Times New Roman" w:hAnsi="Times New Roman" w:eastAsia="宋体"/>
+                <w:sz w:val="21"/>
               </w:rPr>
               <w:t>WP-07</w:t>
             </w:r>
@@ -1036,13 +1359,19 @@
           </w:tcPr>
           <w:p>
             <w:pPr>
-              <w:spacing w:after="0" w:line="252" w:lineRule="auto"/>
+              <w:spacing w:after="0" w:line="240" w:lineRule="auto"/>
+              <w:ind w:firstLine="0"/>
             </w:pPr>
-            <w:r/>
-            <w:r>
-              <w:rPr>
-                <w:rFonts w:ascii="微软雅黑" w:hAnsi="微软雅黑" w:eastAsia="微软雅黑"/>
-                <w:sz w:val="17"/>
+            <w:r>
+              <w:rPr>
+                <w:rFonts w:ascii="Times New Roman" w:hAnsi="Times New Roman" w:eastAsia="宋体"/>
+                <w:sz w:val="18"/>
+              </w:rPr>
+            </w:r>
+            <w:r>
+              <w:rPr>
+                <w:rFonts w:ascii="Times New Roman" w:hAnsi="Times New Roman" w:eastAsia="宋体"/>
+                <w:sz w:val="21"/>
               </w:rPr>
               <w:t>前端重建</w:t>
             </w:r>
@@ -1054,13 +1383,19 @@
           </w:tcPr>
           <w:p>
             <w:pPr>
-              <w:spacing w:after="0" w:line="252" w:lineRule="auto"/>
+              <w:spacing w:after="0" w:line="240" w:lineRule="auto"/>
+              <w:ind w:firstLine="0"/>
             </w:pPr>
-            <w:r/>
-            <w:r>
-              <w:rPr>
-                <w:rFonts w:ascii="微软雅黑" w:hAnsi="微软雅黑" w:eastAsia="微软雅黑"/>
-                <w:sz w:val="17"/>
+            <w:r>
+              <w:rPr>
+                <w:rFonts w:ascii="Times New Roman" w:hAnsi="Times New Roman" w:eastAsia="宋体"/>
+                <w:sz w:val="18"/>
+              </w:rPr>
+            </w:r>
+            <w:r>
+              <w:rPr>
+                <w:rFonts w:ascii="Times New Roman" w:hAnsi="Times New Roman" w:eastAsia="宋体"/>
+                <w:sz w:val="21"/>
               </w:rPr>
               <w:t>37 页面、三套日历、检索体系、仪表盘</w:t>
             </w:r>
@@ -1072,13 +1407,19 @@
           </w:tcPr>
           <w:p>
             <w:pPr>
-              <w:spacing w:after="0" w:line="252" w:lineRule="auto"/>
+              <w:spacing w:after="0" w:line="240" w:lineRule="auto"/>
+              <w:ind w:firstLine="0"/>
             </w:pPr>
-            <w:r/>
-            <w:r>
-              <w:rPr>
-                <w:rFonts w:ascii="微软雅黑" w:hAnsi="微软雅黑" w:eastAsia="微软雅黑"/>
-                <w:sz w:val="17"/>
+            <w:r>
+              <w:rPr>
+                <w:rFonts w:ascii="Times New Roman" w:hAnsi="Times New Roman" w:eastAsia="宋体"/>
+                <w:sz w:val="18"/>
+              </w:rPr>
+            </w:r>
+            <w:r>
+              <w:rPr>
+                <w:rFonts w:ascii="Times New Roman" w:hAnsi="Times New Roman" w:eastAsia="宋体"/>
+                <w:sz w:val="21"/>
               </w:rPr>
               <w:t>3 周</w:t>
             </w:r>
@@ -1090,13 +1431,19 @@
           </w:tcPr>
           <w:p>
             <w:pPr>
-              <w:spacing w:after="0" w:line="252" w:lineRule="auto"/>
+              <w:spacing w:after="0" w:line="240" w:lineRule="auto"/>
+              <w:ind w:firstLine="0"/>
             </w:pPr>
-            <w:r/>
-            <w:r>
-              <w:rPr>
-                <w:rFonts w:ascii="微软雅黑" w:hAnsi="微软雅黑" w:eastAsia="微软雅黑"/>
-                <w:sz w:val="17"/>
+            <w:r>
+              <w:rPr>
+                <w:rFonts w:ascii="Times New Roman" w:hAnsi="Times New Roman" w:eastAsia="宋体"/>
+                <w:sz w:val="18"/>
+              </w:rPr>
+            </w:r>
+            <w:r>
+              <w:rPr>
+                <w:rFonts w:ascii="Times New Roman" w:hAnsi="Times New Roman" w:eastAsia="宋体"/>
+                <w:sz w:val="21"/>
               </w:rPr>
               <w:t>完成</w:t>
             </w:r>
@@ -1110,13 +1457,19 @@
           </w:tcPr>
           <w:p>
             <w:pPr>
-              <w:spacing w:after="0" w:line="252" w:lineRule="auto"/>
+              <w:spacing w:after="0" w:line="240" w:lineRule="auto"/>
+              <w:ind w:firstLine="0"/>
             </w:pPr>
-            <w:r/>
-            <w:r>
-              <w:rPr>
-                <w:rFonts w:ascii="微软雅黑" w:hAnsi="微软雅黑" w:eastAsia="微软雅黑"/>
-                <w:sz w:val="17"/>
+            <w:r>
+              <w:rPr>
+                <w:rFonts w:ascii="Times New Roman" w:hAnsi="Times New Roman" w:eastAsia="宋体"/>
+                <w:sz w:val="18"/>
+              </w:rPr>
+            </w:r>
+            <w:r>
+              <w:rPr>
+                <w:rFonts w:ascii="Times New Roman" w:hAnsi="Times New Roman" w:eastAsia="宋体"/>
+                <w:sz w:val="21"/>
               </w:rPr>
               <w:t>WP-08</w:t>
             </w:r>
@@ -1128,13 +1481,19 @@
           </w:tcPr>
           <w:p>
             <w:pPr>
-              <w:spacing w:after="0" w:line="252" w:lineRule="auto"/>
+              <w:spacing w:after="0" w:line="240" w:lineRule="auto"/>
+              <w:ind w:firstLine="0"/>
             </w:pPr>
-            <w:r/>
-            <w:r>
-              <w:rPr>
-                <w:rFonts w:ascii="微软雅黑" w:hAnsi="微软雅黑" w:eastAsia="微软雅黑"/>
-                <w:sz w:val="17"/>
+            <w:r>
+              <w:rPr>
+                <w:rFonts w:ascii="Times New Roman" w:hAnsi="Times New Roman" w:eastAsia="宋体"/>
+                <w:sz w:val="18"/>
+              </w:rPr>
+            </w:r>
+            <w:r>
+              <w:rPr>
+                <w:rFonts w:ascii="Times New Roman" w:hAnsi="Times New Roman" w:eastAsia="宋体"/>
+                <w:sz w:val="21"/>
               </w:rPr>
               <w:t>审计与可观测</w:t>
             </w:r>
@@ -1146,13 +1505,19 @@
           </w:tcPr>
           <w:p>
             <w:pPr>
-              <w:spacing w:after="0" w:line="252" w:lineRule="auto"/>
+              <w:spacing w:after="0" w:line="240" w:lineRule="auto"/>
+              <w:ind w:firstLine="0"/>
             </w:pPr>
-            <w:r/>
-            <w:r>
-              <w:rPr>
-                <w:rFonts w:ascii="微软雅黑" w:hAnsi="微软雅黑" w:eastAsia="微软雅黑"/>
-                <w:sz w:val="17"/>
+            <w:r>
+              <w:rPr>
+                <w:rFonts w:ascii="Times New Roman" w:hAnsi="Times New Roman" w:eastAsia="宋体"/>
+                <w:sz w:val="18"/>
+              </w:rPr>
+            </w:r>
+            <w:r>
+              <w:rPr>
+                <w:rFonts w:ascii="Times New Roman" w:hAnsi="Times New Roman" w:eastAsia="宋体"/>
+                <w:sz w:val="21"/>
               </w:rPr>
               <w:t>审计 AOP、traceId、Prometheus 指标、Grafana 看板</w:t>
             </w:r>
@@ -1164,13 +1529,19 @@
           </w:tcPr>
           <w:p>
             <w:pPr>
-              <w:spacing w:after="0" w:line="252" w:lineRule="auto"/>
+              <w:spacing w:after="0" w:line="240" w:lineRule="auto"/>
+              <w:ind w:firstLine="0"/>
             </w:pPr>
-            <w:r/>
-            <w:r>
-              <w:rPr>
-                <w:rFonts w:ascii="微软雅黑" w:hAnsi="微软雅黑" w:eastAsia="微软雅黑"/>
-                <w:sz w:val="17"/>
+            <w:r>
+              <w:rPr>
+                <w:rFonts w:ascii="Times New Roman" w:hAnsi="Times New Roman" w:eastAsia="宋体"/>
+                <w:sz w:val="18"/>
+              </w:rPr>
+            </w:r>
+            <w:r>
+              <w:rPr>
+                <w:rFonts w:ascii="Times New Roman" w:hAnsi="Times New Roman" w:eastAsia="宋体"/>
+                <w:sz w:val="21"/>
               </w:rPr>
               <w:t>1 周</w:t>
             </w:r>
@@ -1182,13 +1553,19 @@
           </w:tcPr>
           <w:p>
             <w:pPr>
-              <w:spacing w:after="0" w:line="252" w:lineRule="auto"/>
+              <w:spacing w:after="0" w:line="240" w:lineRule="auto"/>
+              <w:ind w:firstLine="0"/>
             </w:pPr>
-            <w:r/>
-            <w:r>
-              <w:rPr>
-                <w:rFonts w:ascii="微软雅黑" w:hAnsi="微软雅黑" w:eastAsia="微软雅黑"/>
-                <w:sz w:val="17"/>
+            <w:r>
+              <w:rPr>
+                <w:rFonts w:ascii="Times New Roman" w:hAnsi="Times New Roman" w:eastAsia="宋体"/>
+                <w:sz w:val="18"/>
+              </w:rPr>
+            </w:r>
+            <w:r>
+              <w:rPr>
+                <w:rFonts w:ascii="Times New Roman" w:hAnsi="Times New Roman" w:eastAsia="宋体"/>
+                <w:sz w:val="21"/>
               </w:rPr>
               <w:t>完成</w:t>
             </w:r>
@@ -1202,13 +1579,19 @@
           </w:tcPr>
           <w:p>
             <w:pPr>
-              <w:spacing w:after="0" w:line="252" w:lineRule="auto"/>
+              <w:spacing w:after="0" w:line="240" w:lineRule="auto"/>
+              <w:ind w:firstLine="0"/>
             </w:pPr>
-            <w:r/>
-            <w:r>
-              <w:rPr>
-                <w:rFonts w:ascii="微软雅黑" w:hAnsi="微软雅黑" w:eastAsia="微软雅黑"/>
-                <w:sz w:val="17"/>
+            <w:r>
+              <w:rPr>
+                <w:rFonts w:ascii="Times New Roman" w:hAnsi="Times New Roman" w:eastAsia="宋体"/>
+                <w:sz w:val="18"/>
+              </w:rPr>
+            </w:r>
+            <w:r>
+              <w:rPr>
+                <w:rFonts w:ascii="Times New Roman" w:hAnsi="Times New Roman" w:eastAsia="宋体"/>
+                <w:sz w:val="21"/>
               </w:rPr>
               <w:t>WP-09</w:t>
             </w:r>
@@ -1220,13 +1603,19 @@
           </w:tcPr>
           <w:p>
             <w:pPr>
-              <w:spacing w:after="0" w:line="252" w:lineRule="auto"/>
+              <w:spacing w:after="0" w:line="240" w:lineRule="auto"/>
+              <w:ind w:firstLine="0"/>
             </w:pPr>
-            <w:r/>
-            <w:r>
-              <w:rPr>
-                <w:rFonts w:ascii="微软雅黑" w:hAnsi="微软雅黑" w:eastAsia="微软雅黑"/>
-                <w:sz w:val="17"/>
+            <w:r>
+              <w:rPr>
+                <w:rFonts w:ascii="Times New Roman" w:hAnsi="Times New Roman" w:eastAsia="宋体"/>
+                <w:sz w:val="18"/>
+              </w:rPr>
+            </w:r>
+            <w:r>
+              <w:rPr>
+                <w:rFonts w:ascii="Times New Roman" w:hAnsi="Times New Roman" w:eastAsia="宋体"/>
+                <w:sz w:val="21"/>
               </w:rPr>
               <w:t>测试</w:t>
             </w:r>
@@ -1238,13 +1627,19 @@
           </w:tcPr>
           <w:p>
             <w:pPr>
-              <w:spacing w:after="0" w:line="252" w:lineRule="auto"/>
+              <w:spacing w:after="0" w:line="240" w:lineRule="auto"/>
+              <w:ind w:firstLine="0"/>
             </w:pPr>
-            <w:r/>
-            <w:r>
-              <w:rPr>
-                <w:rFonts w:ascii="微软雅黑" w:hAnsi="微软雅黑" w:eastAsia="微软雅黑"/>
-                <w:sz w:val="17"/>
+            <w:r>
+              <w:rPr>
+                <w:rFonts w:ascii="Times New Roman" w:hAnsi="Times New Roman" w:eastAsia="宋体"/>
+                <w:sz w:val="18"/>
+              </w:rPr>
+            </w:r>
+            <w:r>
+              <w:rPr>
+                <w:rFonts w:ascii="Times New Roman" w:hAnsi="Times New Roman" w:eastAsia="宋体"/>
+                <w:sz w:val="21"/>
               </w:rPr>
               <w:t>单测 11、集成 5、接口断言 46、权限审计、压测</w:t>
             </w:r>
@@ -1256,13 +1651,19 @@
           </w:tcPr>
           <w:p>
             <w:pPr>
-              <w:spacing w:after="0" w:line="252" w:lineRule="auto"/>
+              <w:spacing w:after="0" w:line="240" w:lineRule="auto"/>
+              <w:ind w:firstLine="0"/>
             </w:pPr>
-            <w:r/>
-            <w:r>
-              <w:rPr>
-                <w:rFonts w:ascii="微软雅黑" w:hAnsi="微软雅黑" w:eastAsia="微软雅黑"/>
-                <w:sz w:val="17"/>
+            <w:r>
+              <w:rPr>
+                <w:rFonts w:ascii="Times New Roman" w:hAnsi="Times New Roman" w:eastAsia="宋体"/>
+                <w:sz w:val="18"/>
+              </w:rPr>
+            </w:r>
+            <w:r>
+              <w:rPr>
+                <w:rFonts w:ascii="Times New Roman" w:hAnsi="Times New Roman" w:eastAsia="宋体"/>
+                <w:sz w:val="21"/>
               </w:rPr>
               <w:t>1 周</w:t>
             </w:r>
@@ -1274,13 +1675,19 @@
           </w:tcPr>
           <w:p>
             <w:pPr>
-              <w:spacing w:after="0" w:line="252" w:lineRule="auto"/>
+              <w:spacing w:after="0" w:line="240" w:lineRule="auto"/>
+              <w:ind w:firstLine="0"/>
             </w:pPr>
-            <w:r/>
-            <w:r>
-              <w:rPr>
-                <w:rFonts w:ascii="微软雅黑" w:hAnsi="微软雅黑" w:eastAsia="微软雅黑"/>
-                <w:sz w:val="17"/>
+            <w:r>
+              <w:rPr>
+                <w:rFonts w:ascii="Times New Roman" w:hAnsi="Times New Roman" w:eastAsia="宋体"/>
+                <w:sz w:val="18"/>
+              </w:rPr>
+            </w:r>
+            <w:r>
+              <w:rPr>
+                <w:rFonts w:ascii="Times New Roman" w:hAnsi="Times New Roman" w:eastAsia="宋体"/>
+                <w:sz w:val="21"/>
               </w:rPr>
               <w:t>完成</w:t>
             </w:r>
@@ -1294,13 +1701,19 @@
           </w:tcPr>
           <w:p>
             <w:pPr>
-              <w:spacing w:after="0" w:line="252" w:lineRule="auto"/>
+              <w:spacing w:after="0" w:line="240" w:lineRule="auto"/>
+              <w:ind w:firstLine="0"/>
             </w:pPr>
-            <w:r/>
-            <w:r>
-              <w:rPr>
-                <w:rFonts w:ascii="微软雅黑" w:hAnsi="微软雅黑" w:eastAsia="微软雅黑"/>
-                <w:sz w:val="17"/>
+            <w:r>
+              <w:rPr>
+                <w:rFonts w:ascii="Times New Roman" w:hAnsi="Times New Roman" w:eastAsia="宋体"/>
+                <w:sz w:val="18"/>
+              </w:rPr>
+            </w:r>
+            <w:r>
+              <w:rPr>
+                <w:rFonts w:ascii="Times New Roman" w:hAnsi="Times New Roman" w:eastAsia="宋体"/>
+                <w:sz w:val="21"/>
               </w:rPr>
               <w:t>WP-10</w:t>
             </w:r>
@@ -1312,13 +1725,19 @@
           </w:tcPr>
           <w:p>
             <w:pPr>
-              <w:spacing w:after="0" w:line="252" w:lineRule="auto"/>
+              <w:spacing w:after="0" w:line="240" w:lineRule="auto"/>
+              <w:ind w:firstLine="0"/>
             </w:pPr>
-            <w:r/>
-            <w:r>
-              <w:rPr>
-                <w:rFonts w:ascii="微软雅黑" w:hAnsi="微软雅黑" w:eastAsia="微软雅黑"/>
-                <w:sz w:val="17"/>
+            <w:r>
+              <w:rPr>
+                <w:rFonts w:ascii="Times New Roman" w:hAnsi="Times New Roman" w:eastAsia="宋体"/>
+                <w:sz w:val="18"/>
+              </w:rPr>
+            </w:r>
+            <w:r>
+              <w:rPr>
+                <w:rFonts w:ascii="Times New Roman" w:hAnsi="Times New Roman" w:eastAsia="宋体"/>
+                <w:sz w:val="21"/>
               </w:rPr>
               <w:t>部署与运维</w:t>
             </w:r>
@@ -1330,13 +1749,19 @@
           </w:tcPr>
           <w:p>
             <w:pPr>
-              <w:spacing w:after="0" w:line="252" w:lineRule="auto"/>
+              <w:spacing w:after="0" w:line="240" w:lineRule="auto"/>
+              <w:ind w:firstLine="0"/>
             </w:pPr>
-            <w:r/>
-            <w:r>
-              <w:rPr>
-                <w:rFonts w:ascii="微软雅黑" w:hAnsi="微软雅黑" w:eastAsia="微软雅黑"/>
-                <w:sz w:val="17"/>
+            <w:r>
+              <w:rPr>
+                <w:rFonts w:ascii="Times New Roman" w:hAnsi="Times New Roman" w:eastAsia="宋体"/>
+                <w:sz w:val="18"/>
+              </w:rPr>
+            </w:r>
+            <w:r>
+              <w:rPr>
+                <w:rFonts w:ascii="Times New Roman" w:hAnsi="Times New Roman" w:eastAsia="宋体"/>
+                <w:sz w:val="21"/>
               </w:rPr>
               <w:t>compose、部署脚本、部署手册、云上上线</w:t>
             </w:r>
@@ -1348,13 +1773,19 @@
           </w:tcPr>
           <w:p>
             <w:pPr>
-              <w:spacing w:after="0" w:line="252" w:lineRule="auto"/>
+              <w:spacing w:after="0" w:line="240" w:lineRule="auto"/>
+              <w:ind w:firstLine="0"/>
             </w:pPr>
-            <w:r/>
-            <w:r>
-              <w:rPr>
-                <w:rFonts w:ascii="微软雅黑" w:hAnsi="微软雅黑" w:eastAsia="微软雅黑"/>
-                <w:sz w:val="17"/>
+            <w:r>
+              <w:rPr>
+                <w:rFonts w:ascii="Times New Roman" w:hAnsi="Times New Roman" w:eastAsia="宋体"/>
+                <w:sz w:val="18"/>
+              </w:rPr>
+            </w:r>
+            <w:r>
+              <w:rPr>
+                <w:rFonts w:ascii="Times New Roman" w:hAnsi="Times New Roman" w:eastAsia="宋体"/>
+                <w:sz w:val="21"/>
               </w:rPr>
               <w:t>0.5 周</w:t>
             </w:r>
@@ -1366,13 +1797,19 @@
           </w:tcPr>
           <w:p>
             <w:pPr>
-              <w:spacing w:after="0" w:line="252" w:lineRule="auto"/>
+              <w:spacing w:after="0" w:line="240" w:lineRule="auto"/>
+              <w:ind w:firstLine="0"/>
             </w:pPr>
-            <w:r/>
-            <w:r>
-              <w:rPr>
-                <w:rFonts w:ascii="微软雅黑" w:hAnsi="微软雅黑" w:eastAsia="微软雅黑"/>
-                <w:sz w:val="17"/>
+            <w:r>
+              <w:rPr>
+                <w:rFonts w:ascii="Times New Roman" w:hAnsi="Times New Roman" w:eastAsia="宋体"/>
+                <w:sz w:val="18"/>
+              </w:rPr>
+            </w:r>
+            <w:r>
+              <w:rPr>
+                <w:rFonts w:ascii="Times New Roman" w:hAnsi="Times New Roman" w:eastAsia="宋体"/>
+                <w:sz w:val="21"/>
               </w:rPr>
               <w:t>完成</w:t>
             </w:r>
@@ -1384,8 +1821,14 @@
     <w:p>
       <w:pPr>
         <w:pStyle w:val="Heading1"/>
+        <w:ind w:firstLine="0"/>
       </w:pPr>
       <w:r>
+        <w:rPr>
+          <w:rFonts w:ascii="Times New Roman" w:hAnsi="Times New Roman" w:eastAsia="黑体"/>
+          <w:b/>
+          <w:sz w:val="32"/>
+        </w:rPr>
         <w:t>3　里程碑</w:t>
       </w:r>
     </w:p>
@@ -1403,21 +1846,31 @@
         <w:gridCol w:w="2678"/>
       </w:tblGrid>
       <w:tr>
+        <w:trPr>
+          <w:tblHeader/>
+        </w:trPr>
         <w:tc>
           <w:tcPr>
             <w:tcW w:type="dxa" w:w="1786"/>
-            <w:shd w:val="clear" w:fill="DCE6F1"/>
+            <w:shd w:val="clear" w:fill="E8EEF6" w:color="auto"/>
           </w:tcPr>
           <w:p>
             <w:pPr>
-              <w:spacing w:after="0"/>
+              <w:spacing w:after="0" w:line="240" w:lineRule="auto"/>
+              <w:ind w:firstLine="0"/>
+              <w:jc w:val="center"/>
             </w:pPr>
-            <w:r/>
-            <w:r>
-              <w:rPr>
-                <w:rFonts w:ascii="微软雅黑" w:hAnsi="微软雅黑" w:eastAsia="微软雅黑"/>
+            <w:r>
+              <w:rPr>
+                <w:rFonts w:ascii="Times New Roman" w:hAnsi="Times New Roman" w:eastAsia="宋体"/>
+                <w:sz w:val="18"/>
+              </w:rPr>
+            </w:r>
+            <w:r>
+              <w:rPr>
+                <w:rFonts w:ascii="Times New Roman" w:hAnsi="Times New Roman" w:eastAsia="宋体"/>
                 <w:b/>
-                <w:sz w:val="17"/>
+                <w:sz w:val="21"/>
               </w:rPr>
               <w:t>里程碑</w:t>
             </w:r>
@@ -1426,18 +1879,25 @@
         <w:tc>
           <w:tcPr>
             <w:tcW w:type="dxa" w:w="4464"/>
-            <w:shd w:val="clear" w:fill="DCE6F1"/>
+            <w:shd w:val="clear" w:fill="E8EEF6" w:color="auto"/>
           </w:tcPr>
           <w:p>
             <w:pPr>
-              <w:spacing w:after="0"/>
+              <w:spacing w:after="0" w:line="240" w:lineRule="auto"/>
+              <w:ind w:firstLine="0"/>
+              <w:jc w:val="center"/>
             </w:pPr>
-            <w:r/>
-            <w:r>
-              <w:rPr>
-                <w:rFonts w:ascii="微软雅黑" w:hAnsi="微软雅黑" w:eastAsia="微软雅黑"/>
+            <w:r>
+              <w:rPr>
+                <w:rFonts w:ascii="Times New Roman" w:hAnsi="Times New Roman" w:eastAsia="宋体"/>
+                <w:sz w:val="18"/>
+              </w:rPr>
+            </w:r>
+            <w:r>
+              <w:rPr>
+                <w:rFonts w:ascii="Times New Roman" w:hAnsi="Times New Roman" w:eastAsia="宋体"/>
                 <w:b/>
-                <w:sz w:val="17"/>
+                <w:sz w:val="21"/>
               </w:rPr>
               <w:t>判定标准</w:t>
             </w:r>
@@ -1446,18 +1906,25 @@
         <w:tc>
           <w:tcPr>
             <w:tcW w:type="dxa" w:w="2678"/>
-            <w:shd w:val="clear" w:fill="DCE6F1"/>
+            <w:shd w:val="clear" w:fill="E8EEF6" w:color="auto"/>
           </w:tcPr>
           <w:p>
             <w:pPr>
-              <w:spacing w:after="0"/>
+              <w:spacing w:after="0" w:line="240" w:lineRule="auto"/>
+              <w:ind w:firstLine="0"/>
+              <w:jc w:val="center"/>
             </w:pPr>
-            <w:r/>
-            <w:r>
-              <w:rPr>
-                <w:rFonts w:ascii="微软雅黑" w:hAnsi="微软雅黑" w:eastAsia="微软雅黑"/>
+            <w:r>
+              <w:rPr>
+                <w:rFonts w:ascii="Times New Roman" w:hAnsi="Times New Roman" w:eastAsia="宋体"/>
+                <w:sz w:val="18"/>
+              </w:rPr>
+            </w:r>
+            <w:r>
+              <w:rPr>
+                <w:rFonts w:ascii="Times New Roman" w:hAnsi="Times New Roman" w:eastAsia="宋体"/>
                 <w:b/>
-                <w:sz w:val="17"/>
+                <w:sz w:val="21"/>
               </w:rPr>
               <w:t>实际结果</w:t>
             </w:r>
@@ -1471,13 +1938,19 @@
           </w:tcPr>
           <w:p>
             <w:pPr>
-              <w:spacing w:after="0" w:line="252" w:lineRule="auto"/>
+              <w:spacing w:after="0" w:line="240" w:lineRule="auto"/>
+              <w:ind w:firstLine="0"/>
             </w:pPr>
-            <w:r/>
-            <w:r>
-              <w:rPr>
-                <w:rFonts w:ascii="微软雅黑" w:hAnsi="微软雅黑" w:eastAsia="微软雅黑"/>
-                <w:sz w:val="17"/>
+            <w:r>
+              <w:rPr>
+                <w:rFonts w:ascii="Times New Roman" w:hAnsi="Times New Roman" w:eastAsia="宋体"/>
+                <w:sz w:val="18"/>
+              </w:rPr>
+            </w:r>
+            <w:r>
+              <w:rPr>
+                <w:rFonts w:ascii="Times New Roman" w:hAnsi="Times New Roman" w:eastAsia="宋体"/>
+                <w:sz w:val="21"/>
               </w:rPr>
               <w:t>M1 设计冻结</w:t>
             </w:r>
@@ -1489,13 +1962,19 @@
           </w:tcPr>
           <w:p>
             <w:pPr>
-              <w:spacing w:after="0" w:line="252" w:lineRule="auto"/>
+              <w:spacing w:after="0" w:line="240" w:lineRule="auto"/>
+              <w:ind w:firstLine="0"/>
             </w:pPr>
-            <w:r/>
-            <w:r>
-              <w:rPr>
-                <w:rFonts w:ascii="微软雅黑" w:hAnsi="微软雅黑" w:eastAsia="微软雅黑"/>
-                <w:sz w:val="17"/>
+            <w:r>
+              <w:rPr>
+                <w:rFonts w:ascii="Times New Roman" w:hAnsi="Times New Roman" w:eastAsia="宋体"/>
+                <w:sz w:val="18"/>
+              </w:rPr>
+            </w:r>
+            <w:r>
+              <w:rPr>
+                <w:rFonts w:ascii="Times New Roman" w:hAnsi="Times New Roman" w:eastAsia="宋体"/>
+                <w:sz w:val="21"/>
               </w:rPr>
               <w:t>数据模型、权限矩阵、接口清单评审通过</w:t>
             </w:r>
@@ -1507,13 +1986,19 @@
           </w:tcPr>
           <w:p>
             <w:pPr>
-              <w:spacing w:after="0" w:line="252" w:lineRule="auto"/>
+              <w:spacing w:after="0" w:line="240" w:lineRule="auto"/>
+              <w:ind w:firstLine="0"/>
             </w:pPr>
-            <w:r/>
-            <w:r>
-              <w:rPr>
-                <w:rFonts w:ascii="微软雅黑" w:hAnsi="微软雅黑" w:eastAsia="微软雅黑"/>
-                <w:sz w:val="17"/>
+            <w:r>
+              <w:rPr>
+                <w:rFonts w:ascii="Times New Roman" w:hAnsi="Times New Roman" w:eastAsia="宋体"/>
+                <w:sz w:val="18"/>
+              </w:rPr>
+            </w:r>
+            <w:r>
+              <w:rPr>
+                <w:rFonts w:ascii="Times New Roman" w:hAnsi="Times New Roman" w:eastAsia="宋体"/>
+                <w:sz w:val="21"/>
               </w:rPr>
               <w:t>已完成</w:t>
             </w:r>
@@ -1527,13 +2012,19 @@
           </w:tcPr>
           <w:p>
             <w:pPr>
-              <w:spacing w:after="0" w:line="252" w:lineRule="auto"/>
+              <w:spacing w:after="0" w:line="240" w:lineRule="auto"/>
+              <w:ind w:firstLine="0"/>
             </w:pPr>
-            <w:r/>
-            <w:r>
-              <w:rPr>
-                <w:rFonts w:ascii="微软雅黑" w:hAnsi="微软雅黑" w:eastAsia="微软雅黑"/>
-                <w:sz w:val="17"/>
+            <w:r>
+              <w:rPr>
+                <w:rFonts w:ascii="Times New Roman" w:hAnsi="Times New Roman" w:eastAsia="宋体"/>
+                <w:sz w:val="18"/>
+              </w:rPr>
+            </w:r>
+            <w:r>
+              <w:rPr>
+                <w:rFonts w:ascii="Times New Roman" w:hAnsi="Times New Roman" w:eastAsia="宋体"/>
+                <w:sz w:val="21"/>
               </w:rPr>
               <w:t>M2 后端可跑</w:t>
             </w:r>
@@ -1545,13 +2036,19 @@
           </w:tcPr>
           <w:p>
             <w:pPr>
-              <w:spacing w:after="0" w:line="252" w:lineRule="auto"/>
+              <w:spacing w:after="0" w:line="240" w:lineRule="auto"/>
+              <w:ind w:firstLine="0"/>
             </w:pPr>
-            <w:r/>
-            <w:r>
-              <w:rPr>
-                <w:rFonts w:ascii="微软雅黑" w:hAnsi="微软雅黑" w:eastAsia="微软雅黑"/>
-                <w:sz w:val="17"/>
+            <w:r>
+              <w:rPr>
+                <w:rFonts w:ascii="Times New Roman" w:hAnsi="Times New Roman" w:eastAsia="宋体"/>
+                <w:sz w:val="18"/>
+              </w:rPr>
+            </w:r>
+            <w:r>
+              <w:rPr>
+                <w:rFonts w:ascii="Times New Roman" w:hAnsi="Times New Roman" w:eastAsia="宋体"/>
+                <w:sz w:val="21"/>
               </w:rPr>
               <w:t>Flyway 建库 + 登录 + 核心 CRUD 通</w:t>
             </w:r>
@@ -1563,13 +2060,19 @@
           </w:tcPr>
           <w:p>
             <w:pPr>
-              <w:spacing w:after="0" w:line="252" w:lineRule="auto"/>
+              <w:spacing w:after="0" w:line="240" w:lineRule="auto"/>
+              <w:ind w:firstLine="0"/>
             </w:pPr>
-            <w:r/>
-            <w:r>
-              <w:rPr>
-                <w:rFonts w:ascii="微软雅黑" w:hAnsi="微软雅黑" w:eastAsia="微软雅黑"/>
-                <w:sz w:val="17"/>
+            <w:r>
+              <w:rPr>
+                <w:rFonts w:ascii="Times New Roman" w:hAnsi="Times New Roman" w:eastAsia="宋体"/>
+                <w:sz w:val="18"/>
+              </w:rPr>
+            </w:r>
+            <w:r>
+              <w:rPr>
+                <w:rFonts w:ascii="Times New Roman" w:hAnsi="Times New Roman" w:eastAsia="宋体"/>
+                <w:sz w:val="21"/>
               </w:rPr>
               <w:t>已完成</w:t>
             </w:r>
@@ -1583,13 +2086,19 @@
           </w:tcPr>
           <w:p>
             <w:pPr>
-              <w:spacing w:after="0" w:line="252" w:lineRule="auto"/>
+              <w:spacing w:after="0" w:line="240" w:lineRule="auto"/>
+              <w:ind w:firstLine="0"/>
             </w:pPr>
-            <w:r/>
-            <w:r>
-              <w:rPr>
-                <w:rFonts w:ascii="微软雅黑" w:hAnsi="微软雅黑" w:eastAsia="微软雅黑"/>
-                <w:sz w:val="17"/>
+            <w:r>
+              <w:rPr>
+                <w:rFonts w:ascii="Times New Roman" w:hAnsi="Times New Roman" w:eastAsia="宋体"/>
+                <w:sz w:val="18"/>
+              </w:rPr>
+            </w:r>
+            <w:r>
+              <w:rPr>
+                <w:rFonts w:ascii="Times New Roman" w:hAnsi="Times New Roman" w:eastAsia="宋体"/>
+                <w:sz w:val="21"/>
               </w:rPr>
               <w:t>M3 前端可用</w:t>
             </w:r>
@@ -1601,13 +2110,19 @@
           </w:tcPr>
           <w:p>
             <w:pPr>
-              <w:spacing w:after="0" w:line="252" w:lineRule="auto"/>
+              <w:spacing w:after="0" w:line="240" w:lineRule="auto"/>
+              <w:ind w:firstLine="0"/>
             </w:pPr>
-            <w:r/>
-            <w:r>
-              <w:rPr>
-                <w:rFonts w:ascii="微软雅黑" w:hAnsi="微软雅黑" w:eastAsia="微软雅黑"/>
-                <w:sz w:val="17"/>
+            <w:r>
+              <w:rPr>
+                <w:rFonts w:ascii="Times New Roman" w:hAnsi="Times New Roman" w:eastAsia="宋体"/>
+                <w:sz w:val="18"/>
+              </w:rPr>
+            </w:r>
+            <w:r>
+              <w:rPr>
+                <w:rFonts w:ascii="Times New Roman" w:hAnsi="Times New Roman" w:eastAsia="宋体"/>
+                <w:sz w:val="21"/>
               </w:rPr>
               <w:t>37 页面可访问，权限内菜单正确</w:t>
             </w:r>
@@ -1619,13 +2134,19 @@
           </w:tcPr>
           <w:p>
             <w:pPr>
-              <w:spacing w:after="0" w:line="252" w:lineRule="auto"/>
+              <w:spacing w:after="0" w:line="240" w:lineRule="auto"/>
+              <w:ind w:firstLine="0"/>
             </w:pPr>
-            <w:r/>
-            <w:r>
-              <w:rPr>
-                <w:rFonts w:ascii="微软雅黑" w:hAnsi="微软雅黑" w:eastAsia="微软雅黑"/>
-                <w:sz w:val="17"/>
+            <w:r>
+              <w:rPr>
+                <w:rFonts w:ascii="Times New Roman" w:hAnsi="Times New Roman" w:eastAsia="宋体"/>
+                <w:sz w:val="18"/>
+              </w:rPr>
+            </w:r>
+            <w:r>
+              <w:rPr>
+                <w:rFonts w:ascii="Times New Roman" w:hAnsi="Times New Roman" w:eastAsia="宋体"/>
+                <w:sz w:val="21"/>
               </w:rPr>
               <w:t>已完成</w:t>
             </w:r>
@@ -1639,13 +2160,19 @@
           </w:tcPr>
           <w:p>
             <w:pPr>
-              <w:spacing w:after="0" w:line="252" w:lineRule="auto"/>
+              <w:spacing w:after="0" w:line="240" w:lineRule="auto"/>
+              <w:ind w:firstLine="0"/>
             </w:pPr>
-            <w:r/>
-            <w:r>
-              <w:rPr>
-                <w:rFonts w:ascii="微软雅黑" w:hAnsi="微软雅黑" w:eastAsia="微软雅黑"/>
-                <w:sz w:val="17"/>
+            <w:r>
+              <w:rPr>
+                <w:rFonts w:ascii="Times New Roman" w:hAnsi="Times New Roman" w:eastAsia="宋体"/>
+                <w:sz w:val="18"/>
+              </w:rPr>
+            </w:r>
+            <w:r>
+              <w:rPr>
+                <w:rFonts w:ascii="Times New Roman" w:hAnsi="Times New Roman" w:eastAsia="宋体"/>
+                <w:sz w:val="21"/>
               </w:rPr>
               <w:t>M4 打卡闭环</w:t>
             </w:r>
@@ -1657,13 +2184,19 @@
           </w:tcPr>
           <w:p>
             <w:pPr>
-              <w:spacing w:after="0" w:line="252" w:lineRule="auto"/>
+              <w:spacing w:after="0" w:line="240" w:lineRule="auto"/>
+              <w:ind w:firstLine="0"/>
             </w:pPr>
-            <w:r/>
-            <w:r>
-              <w:rPr>
-                <w:rFonts w:ascii="微软雅黑" w:hAnsi="微软雅黑" w:eastAsia="微软雅黑"/>
-                <w:sz w:val="17"/>
+            <w:r>
+              <w:rPr>
+                <w:rFonts w:ascii="Times New Roman" w:hAnsi="Times New Roman" w:eastAsia="宋体"/>
+                <w:sz w:val="18"/>
+              </w:rPr>
+            </w:r>
+            <w:r>
+              <w:rPr>
+                <w:rFonts w:ascii="Times New Roman" w:hAnsi="Times New Roman" w:eastAsia="宋体"/>
+                <w:sz w:val="21"/>
               </w:rPr>
               <w:t>设备上报 → 判定 → 日汇总 → 前端可见</w:t>
             </w:r>
@@ -1675,13 +2208,19 @@
           </w:tcPr>
           <w:p>
             <w:pPr>
-              <w:spacing w:after="0" w:line="252" w:lineRule="auto"/>
+              <w:spacing w:after="0" w:line="240" w:lineRule="auto"/>
+              <w:ind w:firstLine="0"/>
             </w:pPr>
-            <w:r/>
-            <w:r>
-              <w:rPr>
-                <w:rFonts w:ascii="微软雅黑" w:hAnsi="微软雅黑" w:eastAsia="微软雅黑"/>
-                <w:sz w:val="17"/>
+            <w:r>
+              <w:rPr>
+                <w:rFonts w:ascii="Times New Roman" w:hAnsi="Times New Roman" w:eastAsia="宋体"/>
+                <w:sz w:val="18"/>
+              </w:rPr>
+            </w:r>
+            <w:r>
+              <w:rPr>
+                <w:rFonts w:ascii="Times New Roman" w:hAnsi="Times New Roman" w:eastAsia="宋体"/>
+                <w:sz w:val="21"/>
               </w:rPr>
               <w:t>已完成（模拟器）</w:t>
             </w:r>
@@ -1695,13 +2234,19 @@
           </w:tcPr>
           <w:p>
             <w:pPr>
-              <w:spacing w:after="0" w:line="252" w:lineRule="auto"/>
+              <w:spacing w:after="0" w:line="240" w:lineRule="auto"/>
+              <w:ind w:firstLine="0"/>
             </w:pPr>
-            <w:r/>
-            <w:r>
-              <w:rPr>
-                <w:rFonts w:ascii="微软雅黑" w:hAnsi="微软雅黑" w:eastAsia="微软雅黑"/>
-                <w:sz w:val="17"/>
+            <w:r>
+              <w:rPr>
+                <w:rFonts w:ascii="Times New Roman" w:hAnsi="Times New Roman" w:eastAsia="宋体"/>
+                <w:sz w:val="18"/>
+              </w:rPr>
+            </w:r>
+            <w:r>
+              <w:rPr>
+                <w:rFonts w:ascii="Times New Roman" w:hAnsi="Times New Roman" w:eastAsia="宋体"/>
+                <w:sz w:val="21"/>
               </w:rPr>
               <w:t>M5 质量达标</w:t>
             </w:r>
@@ -1713,13 +2258,19 @@
           </w:tcPr>
           <w:p>
             <w:pPr>
-              <w:spacing w:after="0" w:line="252" w:lineRule="auto"/>
+              <w:spacing w:after="0" w:line="240" w:lineRule="auto"/>
+              <w:ind w:firstLine="0"/>
             </w:pPr>
-            <w:r/>
-            <w:r>
-              <w:rPr>
-                <w:rFonts w:ascii="微软雅黑" w:hAnsi="微软雅黑" w:eastAsia="微软雅黑"/>
-                <w:sz w:val="17"/>
+            <w:r>
+              <w:rPr>
+                <w:rFonts w:ascii="Times New Roman" w:hAnsi="Times New Roman" w:eastAsia="宋体"/>
+                <w:sz w:val="18"/>
+              </w:rPr>
+            </w:r>
+            <w:r>
+              <w:rPr>
+                <w:rFonts w:ascii="Times New Roman" w:hAnsi="Times New Roman" w:eastAsia="宋体"/>
+                <w:sz w:val="21"/>
               </w:rPr>
               <w:t>接口断言全绿、无 P0/P1 缺陷</w:t>
             </w:r>
@@ -1731,13 +2282,19 @@
           </w:tcPr>
           <w:p>
             <w:pPr>
-              <w:spacing w:after="0" w:line="252" w:lineRule="auto"/>
+              <w:spacing w:after="0" w:line="240" w:lineRule="auto"/>
+              <w:ind w:firstLine="0"/>
             </w:pPr>
-            <w:r/>
-            <w:r>
-              <w:rPr>
-                <w:rFonts w:ascii="微软雅黑" w:hAnsi="微软雅黑" w:eastAsia="微软雅黑"/>
-                <w:sz w:val="17"/>
+            <w:r>
+              <w:rPr>
+                <w:rFonts w:ascii="Times New Roman" w:hAnsi="Times New Roman" w:eastAsia="宋体"/>
+                <w:sz w:val="18"/>
+              </w:rPr>
+            </w:r>
+            <w:r>
+              <w:rPr>
+                <w:rFonts w:ascii="Times New Roman" w:hAnsi="Times New Roman" w:eastAsia="宋体"/>
+                <w:sz w:val="21"/>
               </w:rPr>
               <w:t>已完成（46/46、0 失败）</w:t>
             </w:r>
@@ -1751,13 +2308,19 @@
           </w:tcPr>
           <w:p>
             <w:pPr>
-              <w:spacing w:after="0" w:line="252" w:lineRule="auto"/>
+              <w:spacing w:after="0" w:line="240" w:lineRule="auto"/>
+              <w:ind w:firstLine="0"/>
             </w:pPr>
-            <w:r/>
-            <w:r>
-              <w:rPr>
-                <w:rFonts w:ascii="微软雅黑" w:hAnsi="微软雅黑" w:eastAsia="微软雅黑"/>
-                <w:sz w:val="17"/>
+            <w:r>
+              <w:rPr>
+                <w:rFonts w:ascii="Times New Roman" w:hAnsi="Times New Roman" w:eastAsia="宋体"/>
+                <w:sz w:val="18"/>
+              </w:rPr>
+            </w:r>
+            <w:r>
+              <w:rPr>
+                <w:rFonts w:ascii="Times New Roman" w:hAnsi="Times New Roman" w:eastAsia="宋体"/>
+                <w:sz w:val="21"/>
               </w:rPr>
               <w:t>M6 上线</w:t>
             </w:r>
@@ -1769,13 +2332,19 @@
           </w:tcPr>
           <w:p>
             <w:pPr>
-              <w:spacing w:after="0" w:line="252" w:lineRule="auto"/>
+              <w:spacing w:after="0" w:line="240" w:lineRule="auto"/>
+              <w:ind w:firstLine="0"/>
             </w:pPr>
-            <w:r/>
-            <w:r>
-              <w:rPr>
-                <w:rFonts w:ascii="微软雅黑" w:hAnsi="微软雅黑" w:eastAsia="微软雅黑"/>
-                <w:sz w:val="17"/>
+            <w:r>
+              <w:rPr>
+                <w:rFonts w:ascii="Times New Roman" w:hAnsi="Times New Roman" w:eastAsia="宋体"/>
+                <w:sz w:val="18"/>
+              </w:rPr>
+            </w:r>
+            <w:r>
+              <w:rPr>
+                <w:rFonts w:ascii="Times New Roman" w:hAnsi="Times New Roman" w:eastAsia="宋体"/>
+                <w:sz w:val="21"/>
               </w:rPr>
               <w:t>云服务器 5 容器 healthy、公网可访问</w:t>
             </w:r>
@@ -1787,13 +2356,19 @@
           </w:tcPr>
           <w:p>
             <w:pPr>
-              <w:spacing w:after="0" w:line="252" w:lineRule="auto"/>
+              <w:spacing w:after="0" w:line="240" w:lineRule="auto"/>
+              <w:ind w:firstLine="0"/>
             </w:pPr>
-            <w:r/>
-            <w:r>
-              <w:rPr>
-                <w:rFonts w:ascii="微软雅黑" w:hAnsi="微软雅黑" w:eastAsia="微软雅黑"/>
-                <w:sz w:val="17"/>
+            <w:r>
+              <w:rPr>
+                <w:rFonts w:ascii="Times New Roman" w:hAnsi="Times New Roman" w:eastAsia="宋体"/>
+                <w:sz w:val="18"/>
+              </w:rPr>
+            </w:r>
+            <w:r>
+              <w:rPr>
+                <w:rFonts w:ascii="Times New Roman" w:hAnsi="Times New Roman" w:eastAsia="宋体"/>
+                <w:sz w:val="21"/>
               </w:rPr>
               <w:t>已完成（81.70.102.116）</w:t>
             </w:r>
@@ -1805,8 +2380,14 @@
     <w:p>
       <w:pPr>
         <w:pStyle w:val="Heading1"/>
+        <w:ind w:firstLine="0"/>
       </w:pPr>
       <w:r>
+        <w:rPr>
+          <w:rFonts w:ascii="Times New Roman" w:hAnsi="Times New Roman" w:eastAsia="黑体"/>
+          <w:b/>
+          <w:sz w:val="32"/>
+        </w:rPr>
         <w:t>4　资源计划</w:t>
       </w:r>
     </w:p>
@@ -1824,21 +2405,31 @@
         <w:gridCol w:w="3571"/>
       </w:tblGrid>
       <w:tr>
+        <w:trPr>
+          <w:tblHeader/>
+        </w:trPr>
         <w:tc>
           <w:tcPr>
             <w:tcW w:type="dxa" w:w="1488"/>
-            <w:shd w:val="clear" w:fill="DCE6F1"/>
+            <w:shd w:val="clear" w:fill="E8EEF6" w:color="auto"/>
           </w:tcPr>
           <w:p>
             <w:pPr>
-              <w:spacing w:after="0"/>
+              <w:spacing w:after="0" w:line="240" w:lineRule="auto"/>
+              <w:ind w:firstLine="0"/>
+              <w:jc w:val="center"/>
             </w:pPr>
-            <w:r/>
-            <w:r>
-              <w:rPr>
-                <w:rFonts w:ascii="微软雅黑" w:hAnsi="微软雅黑" w:eastAsia="微软雅黑"/>
+            <w:r>
+              <w:rPr>
+                <w:rFonts w:ascii="Times New Roman" w:hAnsi="Times New Roman" w:eastAsia="宋体"/>
+                <w:sz w:val="18"/>
+              </w:rPr>
+            </w:r>
+            <w:r>
+              <w:rPr>
+                <w:rFonts w:ascii="Times New Roman" w:hAnsi="Times New Roman" w:eastAsia="宋体"/>
                 <w:b/>
-                <w:sz w:val="17"/>
+                <w:sz w:val="21"/>
               </w:rPr>
               <w:t>资源</w:t>
             </w:r>
@@ -1847,18 +2438,25 @@
         <w:tc>
           <w:tcPr>
             <w:tcW w:type="dxa" w:w="3869"/>
-            <w:shd w:val="clear" w:fill="DCE6F1"/>
+            <w:shd w:val="clear" w:fill="E8EEF6" w:color="auto"/>
           </w:tcPr>
           <w:p>
             <w:pPr>
-              <w:spacing w:after="0"/>
+              <w:spacing w:after="0" w:line="240" w:lineRule="auto"/>
+              <w:ind w:firstLine="0"/>
+              <w:jc w:val="center"/>
             </w:pPr>
-            <w:r/>
-            <w:r>
-              <w:rPr>
-                <w:rFonts w:ascii="微软雅黑" w:hAnsi="微软雅黑" w:eastAsia="微软雅黑"/>
+            <w:r>
+              <w:rPr>
+                <w:rFonts w:ascii="Times New Roman" w:hAnsi="Times New Roman" w:eastAsia="宋体"/>
+                <w:sz w:val="18"/>
+              </w:rPr>
+            </w:r>
+            <w:r>
+              <w:rPr>
+                <w:rFonts w:ascii="Times New Roman" w:hAnsi="Times New Roman" w:eastAsia="宋体"/>
                 <w:b/>
-                <w:sz w:val="17"/>
+                <w:sz w:val="21"/>
               </w:rPr>
               <w:t>配置</w:t>
             </w:r>
@@ -1867,18 +2465,25 @@
         <w:tc>
           <w:tcPr>
             <w:tcW w:type="dxa" w:w="3571"/>
-            <w:shd w:val="clear" w:fill="DCE6F1"/>
+            <w:shd w:val="clear" w:fill="E8EEF6" w:color="auto"/>
           </w:tcPr>
           <w:p>
             <w:pPr>
-              <w:spacing w:after="0"/>
+              <w:spacing w:after="0" w:line="240" w:lineRule="auto"/>
+              <w:ind w:firstLine="0"/>
+              <w:jc w:val="center"/>
             </w:pPr>
-            <w:r/>
-            <w:r>
-              <w:rPr>
-                <w:rFonts w:ascii="微软雅黑" w:hAnsi="微软雅黑" w:eastAsia="微软雅黑"/>
+            <w:r>
+              <w:rPr>
+                <w:rFonts w:ascii="Times New Roman" w:hAnsi="Times New Roman" w:eastAsia="宋体"/>
+                <w:sz w:val="18"/>
+              </w:rPr>
+            </w:r>
+            <w:r>
+              <w:rPr>
+                <w:rFonts w:ascii="Times New Roman" w:hAnsi="Times New Roman" w:eastAsia="宋体"/>
                 <w:b/>
-                <w:sz w:val="17"/>
+                <w:sz w:val="21"/>
               </w:rPr>
               <w:t>用途</w:t>
             </w:r>
@@ -1892,13 +2497,19 @@
           </w:tcPr>
           <w:p>
             <w:pPr>
-              <w:spacing w:after="0" w:line="252" w:lineRule="auto"/>
+              <w:spacing w:after="0" w:line="240" w:lineRule="auto"/>
+              <w:ind w:firstLine="0"/>
             </w:pPr>
-            <w:r/>
-            <w:r>
-              <w:rPr>
-                <w:rFonts w:ascii="微软雅黑" w:hAnsi="微软雅黑" w:eastAsia="微软雅黑"/>
-                <w:sz w:val="17"/>
+            <w:r>
+              <w:rPr>
+                <w:rFonts w:ascii="Times New Roman" w:hAnsi="Times New Roman" w:eastAsia="宋体"/>
+                <w:sz w:val="18"/>
+              </w:rPr>
+            </w:r>
+            <w:r>
+              <w:rPr>
+                <w:rFonts w:ascii="Times New Roman" w:hAnsi="Times New Roman" w:eastAsia="宋体"/>
+                <w:sz w:val="21"/>
               </w:rPr>
               <w:t>人力</w:t>
             </w:r>
@@ -1910,13 +2521,19 @@
           </w:tcPr>
           <w:p>
             <w:pPr>
-              <w:spacing w:after="0" w:line="252" w:lineRule="auto"/>
+              <w:spacing w:after="0" w:line="240" w:lineRule="auto"/>
+              <w:ind w:firstLine="0"/>
             </w:pPr>
-            <w:r/>
-            <w:r>
-              <w:rPr>
-                <w:rFonts w:ascii="微软雅黑" w:hAnsi="微软雅黑" w:eastAsia="微软雅黑"/>
-                <w:sz w:val="17"/>
+            <w:r>
+              <w:rPr>
+                <w:rFonts w:ascii="Times New Roman" w:hAnsi="Times New Roman" w:eastAsia="宋体"/>
+                <w:sz w:val="18"/>
+              </w:rPr>
+            </w:r>
+            <w:r>
+              <w:rPr>
+                <w:rFonts w:ascii="Times New Roman" w:hAnsi="Times New Roman" w:eastAsia="宋体"/>
+                <w:sz w:val="21"/>
               </w:rPr>
               <w:t>1 人（全栈）</w:t>
             </w:r>
@@ -1928,13 +2545,19 @@
           </w:tcPr>
           <w:p>
             <w:pPr>
-              <w:spacing w:after="0" w:line="252" w:lineRule="auto"/>
+              <w:spacing w:after="0" w:line="240" w:lineRule="auto"/>
+              <w:ind w:firstLine="0"/>
             </w:pPr>
-            <w:r/>
-            <w:r>
-              <w:rPr>
-                <w:rFonts w:ascii="微软雅黑" w:hAnsi="微软雅黑" w:eastAsia="微软雅黑"/>
-                <w:sz w:val="17"/>
+            <w:r>
+              <w:rPr>
+                <w:rFonts w:ascii="Times New Roman" w:hAnsi="Times New Roman" w:eastAsia="宋体"/>
+                <w:sz w:val="18"/>
+              </w:rPr>
+            </w:r>
+            <w:r>
+              <w:rPr>
+                <w:rFonts w:ascii="Times New Roman" w:hAnsi="Times New Roman" w:eastAsia="宋体"/>
+                <w:sz w:val="21"/>
               </w:rPr>
               <w:t>需求/设计/编码/测试/部署/文档</w:t>
             </w:r>
@@ -1948,13 +2571,19 @@
           </w:tcPr>
           <w:p>
             <w:pPr>
-              <w:spacing w:after="0" w:line="252" w:lineRule="auto"/>
+              <w:spacing w:after="0" w:line="240" w:lineRule="auto"/>
+              <w:ind w:firstLine="0"/>
             </w:pPr>
-            <w:r/>
-            <w:r>
-              <w:rPr>
-                <w:rFonts w:ascii="微软雅黑" w:hAnsi="微软雅黑" w:eastAsia="微软雅黑"/>
-                <w:sz w:val="17"/>
+            <w:r>
+              <w:rPr>
+                <w:rFonts w:ascii="Times New Roman" w:hAnsi="Times New Roman" w:eastAsia="宋体"/>
+                <w:sz w:val="18"/>
+              </w:rPr>
+            </w:r>
+            <w:r>
+              <w:rPr>
+                <w:rFonts w:ascii="Times New Roman" w:hAnsi="Times New Roman" w:eastAsia="宋体"/>
+                <w:sz w:val="21"/>
               </w:rPr>
               <w:t>开发机</w:t>
             </w:r>
@@ -1966,13 +2595,19 @@
           </w:tcPr>
           <w:p>
             <w:pPr>
-              <w:spacing w:after="0" w:line="252" w:lineRule="auto"/>
+              <w:spacing w:after="0" w:line="240" w:lineRule="auto"/>
+              <w:ind w:firstLine="0"/>
             </w:pPr>
-            <w:r/>
-            <w:r>
-              <w:rPr>
-                <w:rFonts w:ascii="微软雅黑" w:hAnsi="微软雅黑" w:eastAsia="微软雅黑"/>
-                <w:sz w:val="17"/>
+            <w:r>
+              <w:rPr>
+                <w:rFonts w:ascii="Times New Roman" w:hAnsi="Times New Roman" w:eastAsia="宋体"/>
+                <w:sz w:val="18"/>
+              </w:rPr>
+            </w:r>
+            <w:r>
+              <w:rPr>
+                <w:rFonts w:ascii="Times New Roman" w:hAnsi="Times New Roman" w:eastAsia="宋体"/>
+                <w:sz w:val="21"/>
               </w:rPr>
               <w:t>Windows 11 + JDK17 + MySQL 8 + Node 20</w:t>
             </w:r>
@@ -1984,13 +2619,19 @@
           </w:tcPr>
           <w:p>
             <w:pPr>
-              <w:spacing w:after="0" w:line="252" w:lineRule="auto"/>
+              <w:spacing w:after="0" w:line="240" w:lineRule="auto"/>
+              <w:ind w:firstLine="0"/>
             </w:pPr>
-            <w:r/>
-            <w:r>
-              <w:rPr>
-                <w:rFonts w:ascii="微软雅黑" w:hAnsi="微软雅黑" w:eastAsia="微软雅黑"/>
-                <w:sz w:val="17"/>
+            <w:r>
+              <w:rPr>
+                <w:rFonts w:ascii="Times New Roman" w:hAnsi="Times New Roman" w:eastAsia="宋体"/>
+                <w:sz w:val="18"/>
+              </w:rPr>
+            </w:r>
+            <w:r>
+              <w:rPr>
+                <w:rFonts w:ascii="Times New Roman" w:hAnsi="Times New Roman" w:eastAsia="宋体"/>
+                <w:sz w:val="21"/>
               </w:rPr>
               <w:t>本地开发与自测</w:t>
             </w:r>
@@ -2004,13 +2645,19 @@
           </w:tcPr>
           <w:p>
             <w:pPr>
-              <w:spacing w:after="0" w:line="252" w:lineRule="auto"/>
+              <w:spacing w:after="0" w:line="240" w:lineRule="auto"/>
+              <w:ind w:firstLine="0"/>
             </w:pPr>
-            <w:r/>
-            <w:r>
-              <w:rPr>
-                <w:rFonts w:ascii="微软雅黑" w:hAnsi="微软雅黑" w:eastAsia="微软雅黑"/>
-                <w:sz w:val="17"/>
+            <w:r>
+              <w:rPr>
+                <w:rFonts w:ascii="Times New Roman" w:hAnsi="Times New Roman" w:eastAsia="宋体"/>
+                <w:sz w:val="18"/>
+              </w:rPr>
+            </w:r>
+            <w:r>
+              <w:rPr>
+                <w:rFonts w:ascii="Times New Roman" w:hAnsi="Times New Roman" w:eastAsia="宋体"/>
+                <w:sz w:val="21"/>
               </w:rPr>
               <w:t>容器环境</w:t>
             </w:r>
@@ -2022,13 +2669,19 @@
           </w:tcPr>
           <w:p>
             <w:pPr>
-              <w:spacing w:after="0" w:line="252" w:lineRule="auto"/>
+              <w:spacing w:after="0" w:line="240" w:lineRule="auto"/>
+              <w:ind w:firstLine="0"/>
             </w:pPr>
-            <w:r/>
-            <w:r>
-              <w:rPr>
-                <w:rFonts w:ascii="微软雅黑" w:hAnsi="微软雅黑" w:eastAsia="微软雅黑"/>
-                <w:sz w:val="17"/>
+            <w:r>
+              <w:rPr>
+                <w:rFonts w:ascii="Times New Roman" w:hAnsi="Times New Roman" w:eastAsia="宋体"/>
+                <w:sz w:val="18"/>
+              </w:rPr>
+            </w:r>
+            <w:r>
+              <w:rPr>
+                <w:rFonts w:ascii="Times New Roman" w:hAnsi="Times New Roman" w:eastAsia="宋体"/>
+                <w:sz w:val="21"/>
               </w:rPr>
               <w:t>Docker Desktop（WSL2）</w:t>
             </w:r>
@@ -2040,13 +2693,19 @@
           </w:tcPr>
           <w:p>
             <w:pPr>
-              <w:spacing w:after="0" w:line="252" w:lineRule="auto"/>
+              <w:spacing w:after="0" w:line="240" w:lineRule="auto"/>
+              <w:ind w:firstLine="0"/>
             </w:pPr>
-            <w:r/>
-            <w:r>
-              <w:rPr>
-                <w:rFonts w:ascii="微软雅黑" w:hAnsi="微软雅黑" w:eastAsia="微软雅黑"/>
-                <w:sz w:val="17"/>
+            <w:r>
+              <w:rPr>
+                <w:rFonts w:ascii="Times New Roman" w:hAnsi="Times New Roman" w:eastAsia="宋体"/>
+                <w:sz w:val="18"/>
+              </w:rPr>
+            </w:r>
+            <w:r>
+              <w:rPr>
+                <w:rFonts w:ascii="Times New Roman" w:hAnsi="Times New Roman" w:eastAsia="宋体"/>
+                <w:sz w:val="21"/>
               </w:rPr>
               <w:t>镜像构建与编排验证</w:t>
             </w:r>
@@ -2060,13 +2719,19 @@
           </w:tcPr>
           <w:p>
             <w:pPr>
-              <w:spacing w:after="0" w:line="252" w:lineRule="auto"/>
+              <w:spacing w:after="0" w:line="240" w:lineRule="auto"/>
+              <w:ind w:firstLine="0"/>
             </w:pPr>
-            <w:r/>
-            <w:r>
-              <w:rPr>
-                <w:rFonts w:ascii="微软雅黑" w:hAnsi="微软雅黑" w:eastAsia="微软雅黑"/>
-                <w:sz w:val="17"/>
+            <w:r>
+              <w:rPr>
+                <w:rFonts w:ascii="Times New Roman" w:hAnsi="Times New Roman" w:eastAsia="宋体"/>
+                <w:sz w:val="18"/>
+              </w:rPr>
+            </w:r>
+            <w:r>
+              <w:rPr>
+                <w:rFonts w:ascii="Times New Roman" w:hAnsi="Times New Roman" w:eastAsia="宋体"/>
+                <w:sz w:val="21"/>
               </w:rPr>
               <w:t>云服务器</w:t>
             </w:r>
@@ -2078,13 +2743,19 @@
           </w:tcPr>
           <w:p>
             <w:pPr>
-              <w:spacing w:after="0" w:line="252" w:lineRule="auto"/>
+              <w:spacing w:after="0" w:line="240" w:lineRule="auto"/>
+              <w:ind w:firstLine="0"/>
             </w:pPr>
-            <w:r/>
-            <w:r>
-              <w:rPr>
-                <w:rFonts w:ascii="微软雅黑" w:hAnsi="微软雅黑" w:eastAsia="微软雅黑"/>
-                <w:sz w:val="17"/>
+            <w:r>
+              <w:rPr>
+                <w:rFonts w:ascii="Times New Roman" w:hAnsi="Times New Roman" w:eastAsia="宋体"/>
+                <w:sz w:val="18"/>
+              </w:rPr>
+            </w:r>
+            <w:r>
+              <w:rPr>
+                <w:rFonts w:ascii="Times New Roman" w:hAnsi="Times New Roman" w:eastAsia="宋体"/>
+                <w:sz w:val="21"/>
               </w:rPr>
               <w:t>腾讯云轻量 4C4G（Rocky Linux 10）</w:t>
             </w:r>
@@ -2096,13 +2767,19 @@
           </w:tcPr>
           <w:p>
             <w:pPr>
-              <w:spacing w:after="0" w:line="252" w:lineRule="auto"/>
+              <w:spacing w:after="0" w:line="240" w:lineRule="auto"/>
+              <w:ind w:firstLine="0"/>
             </w:pPr>
-            <w:r/>
-            <w:r>
-              <w:rPr>
-                <w:rFonts w:ascii="微软雅黑" w:hAnsi="微软雅黑" w:eastAsia="微软雅黑"/>
-                <w:sz w:val="17"/>
+            <w:r>
+              <w:rPr>
+                <w:rFonts w:ascii="Times New Roman" w:hAnsi="Times New Roman" w:eastAsia="宋体"/>
+                <w:sz w:val="18"/>
+              </w:rPr>
+            </w:r>
+            <w:r>
+              <w:rPr>
+                <w:rFonts w:ascii="Times New Roman" w:hAnsi="Times New Roman" w:eastAsia="宋体"/>
+                <w:sz w:val="21"/>
               </w:rPr>
               <w:t>演示与验收环境</w:t>
             </w:r>
@@ -2116,13 +2793,19 @@
           </w:tcPr>
           <w:p>
             <w:pPr>
-              <w:spacing w:after="0" w:line="252" w:lineRule="auto"/>
+              <w:spacing w:after="0" w:line="240" w:lineRule="auto"/>
+              <w:ind w:firstLine="0"/>
             </w:pPr>
-            <w:r/>
-            <w:r>
-              <w:rPr>
-                <w:rFonts w:ascii="微软雅黑" w:hAnsi="微软雅黑" w:eastAsia="微软雅黑"/>
-                <w:sz w:val="17"/>
+            <w:r>
+              <w:rPr>
+                <w:rFonts w:ascii="Times New Roman" w:hAnsi="Times New Roman" w:eastAsia="宋体"/>
+                <w:sz w:val="18"/>
+              </w:rPr>
+            </w:r>
+            <w:r>
+              <w:rPr>
+                <w:rFonts w:ascii="Times New Roman" w:hAnsi="Times New Roman" w:eastAsia="宋体"/>
+                <w:sz w:val="21"/>
               </w:rPr>
               <w:t>硬件（可选）</w:t>
             </w:r>
@@ -2134,13 +2817,19 @@
           </w:tcPr>
           <w:p>
             <w:pPr>
-              <w:spacing w:after="0" w:line="252" w:lineRule="auto"/>
+              <w:spacing w:after="0" w:line="240" w:lineRule="auto"/>
+              <w:ind w:firstLine="0"/>
             </w:pPr>
-            <w:r/>
-            <w:r>
-              <w:rPr>
-                <w:rFonts w:ascii="微软雅黑" w:hAnsi="微软雅黑" w:eastAsia="微软雅黑"/>
-                <w:sz w:val="17"/>
+            <w:r>
+              <w:rPr>
+                <w:rFonts w:ascii="Times New Roman" w:hAnsi="Times New Roman" w:eastAsia="宋体"/>
+                <w:sz w:val="18"/>
+              </w:rPr>
+            </w:r>
+            <w:r>
+              <w:rPr>
+                <w:rFonts w:ascii="Times New Roman" w:hAnsi="Times New Roman" w:eastAsia="宋体"/>
+                <w:sz w:val="21"/>
               </w:rPr>
               <w:t>ESP32 + RC522</w:t>
             </w:r>
@@ -2152,13 +2841,19 @@
           </w:tcPr>
           <w:p>
             <w:pPr>
-              <w:spacing w:after="0" w:line="252" w:lineRule="auto"/>
+              <w:spacing w:after="0" w:line="240" w:lineRule="auto"/>
+              <w:ind w:firstLine="0"/>
             </w:pPr>
-            <w:r/>
-            <w:r>
-              <w:rPr>
-                <w:rFonts w:ascii="微软雅黑" w:hAnsi="微软雅黑" w:eastAsia="微软雅黑"/>
-                <w:sz w:val="17"/>
+            <w:r>
+              <w:rPr>
+                <w:rFonts w:ascii="Times New Roman" w:hAnsi="Times New Roman" w:eastAsia="宋体"/>
+                <w:sz w:val="18"/>
+              </w:rPr>
+            </w:r>
+            <w:r>
+              <w:rPr>
+                <w:rFonts w:ascii="Times New Roman" w:hAnsi="Times New Roman" w:eastAsia="宋体"/>
+                <w:sz w:val="21"/>
               </w:rPr>
               <w:t>真实刷卡验证；无硬件用模拟器</w:t>
             </w:r>
@@ -2170,8 +2865,14 @@
     <w:p>
       <w:pPr>
         <w:pStyle w:val="Heading1"/>
+        <w:ind w:firstLine="0"/>
       </w:pPr>
       <w:r>
+        <w:rPr>
+          <w:rFonts w:ascii="Times New Roman" w:hAnsi="Times New Roman" w:eastAsia="黑体"/>
+          <w:b/>
+          <w:sz w:val="32"/>
+        </w:rPr>
         <w:t>5　质量保证计划</w:t>
       </w:r>
     </w:p>
@@ -2189,21 +2890,31 @@
         <w:gridCol w:w="3868"/>
       </w:tblGrid>
       <w:tr>
+        <w:trPr>
+          <w:tblHeader/>
+        </w:trPr>
         <w:tc>
           <w:tcPr>
             <w:tcW w:type="dxa" w:w="2678"/>
-            <w:shd w:val="clear" w:fill="DCE6F1"/>
+            <w:shd w:val="clear" w:fill="E8EEF6" w:color="auto"/>
           </w:tcPr>
           <w:p>
             <w:pPr>
-              <w:spacing w:after="0"/>
+              <w:spacing w:after="0" w:line="240" w:lineRule="auto"/>
+              <w:ind w:firstLine="0"/>
+              <w:jc w:val="center"/>
             </w:pPr>
-            <w:r/>
-            <w:r>
-              <w:rPr>
-                <w:rFonts w:ascii="微软雅黑" w:hAnsi="微软雅黑" w:eastAsia="微软雅黑"/>
+            <w:r>
+              <w:rPr>
+                <w:rFonts w:ascii="Times New Roman" w:hAnsi="Times New Roman" w:eastAsia="宋体"/>
+                <w:sz w:val="18"/>
+              </w:rPr>
+            </w:r>
+            <w:r>
+              <w:rPr>
+                <w:rFonts w:ascii="Times New Roman" w:hAnsi="Times New Roman" w:eastAsia="宋体"/>
                 <w:b/>
-                <w:sz w:val="17"/>
+                <w:sz w:val="21"/>
               </w:rPr>
               <w:t>手段</w:t>
             </w:r>
@@ -2212,18 +2923,25 @@
         <w:tc>
           <w:tcPr>
             <w:tcW w:type="dxa" w:w="2381"/>
-            <w:shd w:val="clear" w:fill="DCE6F1"/>
+            <w:shd w:val="clear" w:fill="E8EEF6" w:color="auto"/>
           </w:tcPr>
           <w:p>
             <w:pPr>
-              <w:spacing w:after="0"/>
+              <w:spacing w:after="0" w:line="240" w:lineRule="auto"/>
+              <w:ind w:firstLine="0"/>
+              <w:jc w:val="center"/>
             </w:pPr>
-            <w:r/>
-            <w:r>
-              <w:rPr>
-                <w:rFonts w:ascii="微软雅黑" w:hAnsi="微软雅黑" w:eastAsia="微软雅黑"/>
+            <w:r>
+              <w:rPr>
+                <w:rFonts w:ascii="Times New Roman" w:hAnsi="Times New Roman" w:eastAsia="宋体"/>
+                <w:sz w:val="18"/>
+              </w:rPr>
+            </w:r>
+            <w:r>
+              <w:rPr>
+                <w:rFonts w:ascii="Times New Roman" w:hAnsi="Times New Roman" w:eastAsia="宋体"/>
                 <w:b/>
-                <w:sz w:val="17"/>
+                <w:sz w:val="21"/>
               </w:rPr>
               <w:t>频率</w:t>
             </w:r>
@@ -2232,18 +2950,25 @@
         <w:tc>
           <w:tcPr>
             <w:tcW w:type="dxa" w:w="3869"/>
-            <w:shd w:val="clear" w:fill="DCE6F1"/>
+            <w:shd w:val="clear" w:fill="E8EEF6" w:color="auto"/>
           </w:tcPr>
           <w:p>
             <w:pPr>
-              <w:spacing w:after="0"/>
+              <w:spacing w:after="0" w:line="240" w:lineRule="auto"/>
+              <w:ind w:firstLine="0"/>
+              <w:jc w:val="center"/>
             </w:pPr>
-            <w:r/>
-            <w:r>
-              <w:rPr>
-                <w:rFonts w:ascii="微软雅黑" w:hAnsi="微软雅黑" w:eastAsia="微软雅黑"/>
+            <w:r>
+              <w:rPr>
+                <w:rFonts w:ascii="Times New Roman" w:hAnsi="Times New Roman" w:eastAsia="宋体"/>
+                <w:sz w:val="18"/>
+              </w:rPr>
+            </w:r>
+            <w:r>
+              <w:rPr>
+                <w:rFonts w:ascii="Times New Roman" w:hAnsi="Times New Roman" w:eastAsia="宋体"/>
                 <w:b/>
-                <w:sz w:val="17"/>
+                <w:sz w:val="21"/>
               </w:rPr>
               <w:t>判定标准</w:t>
             </w:r>
@@ -2257,13 +2982,19 @@
           </w:tcPr>
           <w:p>
             <w:pPr>
-              <w:spacing w:after="0" w:line="252" w:lineRule="auto"/>
+              <w:spacing w:after="0" w:line="240" w:lineRule="auto"/>
+              <w:ind w:firstLine="0"/>
             </w:pPr>
-            <w:r/>
-            <w:r>
-              <w:rPr>
-                <w:rFonts w:ascii="微软雅黑" w:hAnsi="微软雅黑" w:eastAsia="微软雅黑"/>
-                <w:sz w:val="17"/>
+            <w:r>
+              <w:rPr>
+                <w:rFonts w:ascii="Times New Roman" w:hAnsi="Times New Roman" w:eastAsia="宋体"/>
+                <w:sz w:val="18"/>
+              </w:rPr>
+            </w:r>
+            <w:r>
+              <w:rPr>
+                <w:rFonts w:ascii="Times New Roman" w:hAnsi="Times New Roman" w:eastAsia="宋体"/>
+                <w:sz w:val="21"/>
               </w:rPr>
               <w:t>单元测试</w:t>
             </w:r>
@@ -2275,13 +3006,19 @@
           </w:tcPr>
           <w:p>
             <w:pPr>
-              <w:spacing w:after="0" w:line="252" w:lineRule="auto"/>
+              <w:spacing w:after="0" w:line="240" w:lineRule="auto"/>
+              <w:ind w:firstLine="0"/>
             </w:pPr>
-            <w:r/>
-            <w:r>
-              <w:rPr>
-                <w:rFonts w:ascii="微软雅黑" w:hAnsi="微软雅黑" w:eastAsia="微软雅黑"/>
-                <w:sz w:val="17"/>
+            <w:r>
+              <w:rPr>
+                <w:rFonts w:ascii="Times New Roman" w:hAnsi="Times New Roman" w:eastAsia="宋体"/>
+                <w:sz w:val="18"/>
+              </w:rPr>
+            </w:r>
+            <w:r>
+              <w:rPr>
+                <w:rFonts w:ascii="Times New Roman" w:hAnsi="Times New Roman" w:eastAsia="宋体"/>
+                <w:sz w:val="21"/>
               </w:rPr>
               <w:t>每次提交</w:t>
             </w:r>
@@ -2293,13 +3030,19 @@
           </w:tcPr>
           <w:p>
             <w:pPr>
-              <w:spacing w:after="0" w:line="252" w:lineRule="auto"/>
+              <w:spacing w:after="0" w:line="240" w:lineRule="auto"/>
+              <w:ind w:firstLine="0"/>
             </w:pPr>
-            <w:r/>
-            <w:r>
-              <w:rPr>
-                <w:rFonts w:ascii="微软雅黑" w:hAnsi="微软雅黑" w:eastAsia="微软雅黑"/>
-                <w:sz w:val="17"/>
+            <w:r>
+              <w:rPr>
+                <w:rFonts w:ascii="Times New Roman" w:hAnsi="Times New Roman" w:eastAsia="宋体"/>
+                <w:sz w:val="18"/>
+              </w:rPr>
+            </w:r>
+            <w:r>
+              <w:rPr>
+                <w:rFonts w:ascii="Times New Roman" w:hAnsi="Times New Roman" w:eastAsia="宋体"/>
+                <w:sz w:val="21"/>
               </w:rPr>
               <w:t>考勤判定算法全绿</w:t>
             </w:r>
@@ -2313,13 +3056,19 @@
           </w:tcPr>
           <w:p>
             <w:pPr>
-              <w:spacing w:after="0" w:line="252" w:lineRule="auto"/>
+              <w:spacing w:after="0" w:line="240" w:lineRule="auto"/>
+              <w:ind w:firstLine="0"/>
             </w:pPr>
-            <w:r/>
-            <w:r>
-              <w:rPr>
-                <w:rFonts w:ascii="微软雅黑" w:hAnsi="微软雅黑" w:eastAsia="微软雅黑"/>
-                <w:sz w:val="17"/>
+            <w:r>
+              <w:rPr>
+                <w:rFonts w:ascii="Times New Roman" w:hAnsi="Times New Roman" w:eastAsia="宋体"/>
+                <w:sz w:val="18"/>
+              </w:rPr>
+            </w:r>
+            <w:r>
+              <w:rPr>
+                <w:rFonts w:ascii="Times New Roman" w:hAnsi="Times New Roman" w:eastAsia="宋体"/>
+                <w:sz w:val="21"/>
               </w:rPr>
               <w:t>接口断言（46 项）</w:t>
             </w:r>
@@ -2331,13 +3080,19 @@
           </w:tcPr>
           <w:p>
             <w:pPr>
-              <w:spacing w:after="0" w:line="252" w:lineRule="auto"/>
+              <w:spacing w:after="0" w:line="240" w:lineRule="auto"/>
+              <w:ind w:firstLine="0"/>
             </w:pPr>
-            <w:r/>
-            <w:r>
-              <w:rPr>
-                <w:rFonts w:ascii="微软雅黑" w:hAnsi="微软雅黑" w:eastAsia="微软雅黑"/>
-                <w:sz w:val="17"/>
+            <w:r>
+              <w:rPr>
+                <w:rFonts w:ascii="Times New Roman" w:hAnsi="Times New Roman" w:eastAsia="宋体"/>
+                <w:sz w:val="18"/>
+              </w:rPr>
+            </w:r>
+            <w:r>
+              <w:rPr>
+                <w:rFonts w:ascii="Times New Roman" w:hAnsi="Times New Roman" w:eastAsia="宋体"/>
+                <w:sz w:val="21"/>
               </w:rPr>
               <w:t>每次改动 / 上线前</w:t>
             </w:r>
@@ -2349,13 +3104,19 @@
           </w:tcPr>
           <w:p>
             <w:pPr>
-              <w:spacing w:after="0" w:line="252" w:lineRule="auto"/>
+              <w:spacing w:after="0" w:line="240" w:lineRule="auto"/>
+              <w:ind w:firstLine="0"/>
             </w:pPr>
-            <w:r/>
-            <w:r>
-              <w:rPr>
-                <w:rFonts w:ascii="微软雅黑" w:hAnsi="微软雅黑" w:eastAsia="微软雅黑"/>
-                <w:sz w:val="17"/>
+            <w:r>
+              <w:rPr>
+                <w:rFonts w:ascii="Times New Roman" w:hAnsi="Times New Roman" w:eastAsia="宋体"/>
+                <w:sz w:val="18"/>
+              </w:rPr>
+            </w:r>
+            <w:r>
+              <w:rPr>
+                <w:rFonts w:ascii="Times New Roman" w:hAnsi="Times New Roman" w:eastAsia="宋体"/>
+                <w:sz w:val="21"/>
               </w:rPr>
               <w:t>0 失败</w:t>
             </w:r>
@@ -2369,13 +3130,19 @@
           </w:tcPr>
           <w:p>
             <w:pPr>
-              <w:spacing w:after="0" w:line="252" w:lineRule="auto"/>
+              <w:spacing w:after="0" w:line="240" w:lineRule="auto"/>
+              <w:ind w:firstLine="0"/>
             </w:pPr>
-            <w:r/>
-            <w:r>
-              <w:rPr>
-                <w:rFonts w:ascii="微软雅黑" w:hAnsi="微软雅黑" w:eastAsia="微软雅黑"/>
-                <w:sz w:val="17"/>
+            <w:r>
+              <w:rPr>
+                <w:rFonts w:ascii="Times New Roman" w:hAnsi="Times New Roman" w:eastAsia="宋体"/>
+                <w:sz w:val="18"/>
+              </w:rPr>
+            </w:r>
+            <w:r>
+              <w:rPr>
+                <w:rFonts w:ascii="Times New Roman" w:hAnsi="Times New Roman" w:eastAsia="宋体"/>
+                <w:sz w:val="21"/>
               </w:rPr>
               <w:t>权限审计（6 角色 × 16 路由）</w:t>
             </w:r>
@@ -2387,13 +3154,19 @@
           </w:tcPr>
           <w:p>
             <w:pPr>
-              <w:spacing w:after="0" w:line="252" w:lineRule="auto"/>
+              <w:spacing w:after="0" w:line="240" w:lineRule="auto"/>
+              <w:ind w:firstLine="0"/>
             </w:pPr>
-            <w:r/>
-            <w:r>
-              <w:rPr>
-                <w:rFonts w:ascii="微软雅黑" w:hAnsi="微软雅黑" w:eastAsia="微软雅黑"/>
-                <w:sz w:val="17"/>
+            <w:r>
+              <w:rPr>
+                <w:rFonts w:ascii="Times New Roman" w:hAnsi="Times New Roman" w:eastAsia="宋体"/>
+                <w:sz w:val="18"/>
+              </w:rPr>
+            </w:r>
+            <w:r>
+              <w:rPr>
+                <w:rFonts w:ascii="Times New Roman" w:hAnsi="Times New Roman" w:eastAsia="宋体"/>
+                <w:sz w:val="21"/>
               </w:rPr>
               <w:t>权限相关改动后</w:t>
             </w:r>
@@ -2405,13 +3178,19 @@
           </w:tcPr>
           <w:p>
             <w:pPr>
-              <w:spacing w:after="0" w:line="252" w:lineRule="auto"/>
+              <w:spacing w:after="0" w:line="240" w:lineRule="auto"/>
+              <w:ind w:firstLine="0"/>
             </w:pPr>
-            <w:r/>
-            <w:r>
-              <w:rPr>
-                <w:rFonts w:ascii="微软雅黑" w:hAnsi="微软雅黑" w:eastAsia="微软雅黑"/>
-                <w:sz w:val="17"/>
+            <w:r>
+              <w:rPr>
+                <w:rFonts w:ascii="Times New Roman" w:hAnsi="Times New Roman" w:eastAsia="宋体"/>
+                <w:sz w:val="18"/>
+              </w:rPr>
+            </w:r>
+            <w:r>
+              <w:rPr>
+                <w:rFonts w:ascii="Times New Roman" w:hAnsi="Times New Roman" w:eastAsia="宋体"/>
+                <w:sz w:val="21"/>
               </w:rPr>
               <w:t>无「看得到摸不到」</w:t>
             </w:r>
@@ -2425,13 +3204,19 @@
           </w:tcPr>
           <w:p>
             <w:pPr>
-              <w:spacing w:after="0" w:line="252" w:lineRule="auto"/>
+              <w:spacing w:after="0" w:line="240" w:lineRule="auto"/>
+              <w:ind w:firstLine="0"/>
             </w:pPr>
-            <w:r/>
-            <w:r>
-              <w:rPr>
-                <w:rFonts w:ascii="微软雅黑" w:hAnsi="微软雅黑" w:eastAsia="微软雅黑"/>
-                <w:sz w:val="17"/>
+            <w:r>
+              <w:rPr>
+                <w:rFonts w:ascii="Times New Roman" w:hAnsi="Times New Roman" w:eastAsia="宋体"/>
+                <w:sz w:val="18"/>
+              </w:rPr>
+            </w:r>
+            <w:r>
+              <w:rPr>
+                <w:rFonts w:ascii="Times New Roman" w:hAnsi="Times New Roman" w:eastAsia="宋体"/>
+                <w:sz w:val="21"/>
               </w:rPr>
               <w:t>压测</w:t>
             </w:r>
@@ -2443,13 +3228,19 @@
           </w:tcPr>
           <w:p>
             <w:pPr>
-              <w:spacing w:after="0" w:line="252" w:lineRule="auto"/>
+              <w:spacing w:after="0" w:line="240" w:lineRule="auto"/>
+              <w:ind w:firstLine="0"/>
             </w:pPr>
-            <w:r/>
-            <w:r>
-              <w:rPr>
-                <w:rFonts w:ascii="微软雅黑" w:hAnsi="微软雅黑" w:eastAsia="微软雅黑"/>
-                <w:sz w:val="17"/>
+            <w:r>
+              <w:rPr>
+                <w:rFonts w:ascii="Times New Roman" w:hAnsi="Times New Roman" w:eastAsia="宋体"/>
+                <w:sz w:val="18"/>
+              </w:rPr>
+            </w:r>
+            <w:r>
+              <w:rPr>
+                <w:rFonts w:ascii="Times New Roman" w:hAnsi="Times New Roman" w:eastAsia="宋体"/>
+                <w:sz w:val="21"/>
               </w:rPr>
               <w:t>上线前 / 改索引后</w:t>
             </w:r>
@@ -2461,13 +3252,19 @@
           </w:tcPr>
           <w:p>
             <w:pPr>
-              <w:spacing w:after="0" w:line="252" w:lineRule="auto"/>
+              <w:spacing w:after="0" w:line="240" w:lineRule="auto"/>
+              <w:ind w:firstLine="0"/>
             </w:pPr>
-            <w:r/>
-            <w:r>
-              <w:rPr>
-                <w:rFonts w:ascii="微软雅黑" w:hAnsi="微软雅黑" w:eastAsia="微软雅黑"/>
-                <w:sz w:val="17"/>
+            <w:r>
+              <w:rPr>
+                <w:rFonts w:ascii="Times New Roman" w:hAnsi="Times New Roman" w:eastAsia="宋体"/>
+                <w:sz w:val="18"/>
+              </w:rPr>
+            </w:r>
+            <w:r>
+              <w:rPr>
+                <w:rFonts w:ascii="Times New Roman" w:hAnsi="Times New Roman" w:eastAsia="宋体"/>
+                <w:sz w:val="21"/>
               </w:rPr>
               <w:t>P95 ≤ 100ms、0 失败</w:t>
             </w:r>
@@ -2481,13 +3278,19 @@
           </w:tcPr>
           <w:p>
             <w:pPr>
-              <w:spacing w:after="0" w:line="252" w:lineRule="auto"/>
+              <w:spacing w:after="0" w:line="240" w:lineRule="auto"/>
+              <w:ind w:firstLine="0"/>
             </w:pPr>
-            <w:r/>
-            <w:r>
-              <w:rPr>
-                <w:rFonts w:ascii="微软雅黑" w:hAnsi="微软雅黑" w:eastAsia="微软雅黑"/>
-                <w:sz w:val="17"/>
+            <w:r>
+              <w:rPr>
+                <w:rFonts w:ascii="Times New Roman" w:hAnsi="Times New Roman" w:eastAsia="宋体"/>
+                <w:sz w:val="18"/>
+              </w:rPr>
+            </w:r>
+            <w:r>
+              <w:rPr>
+                <w:rFonts w:ascii="Times New Roman" w:hAnsi="Times New Roman" w:eastAsia="宋体"/>
+                <w:sz w:val="21"/>
               </w:rPr>
               <w:t>代码评审</w:t>
             </w:r>
@@ -2499,13 +3302,19 @@
           </w:tcPr>
           <w:p>
             <w:pPr>
-              <w:spacing w:after="0" w:line="252" w:lineRule="auto"/>
+              <w:spacing w:after="0" w:line="240" w:lineRule="auto"/>
+              <w:ind w:firstLine="0"/>
             </w:pPr>
-            <w:r/>
-            <w:r>
-              <w:rPr>
-                <w:rFonts w:ascii="微软雅黑" w:hAnsi="微软雅黑" w:eastAsia="微软雅黑"/>
-                <w:sz w:val="17"/>
+            <w:r>
+              <w:rPr>
+                <w:rFonts w:ascii="Times New Roman" w:hAnsi="Times New Roman" w:eastAsia="宋体"/>
+                <w:sz w:val="18"/>
+              </w:rPr>
+            </w:r>
+            <w:r>
+              <w:rPr>
+                <w:rFonts w:ascii="Times New Roman" w:hAnsi="Times New Roman" w:eastAsia="宋体"/>
+                <w:sz w:val="21"/>
               </w:rPr>
               <w:t>单人项目：自检清单</w:t>
             </w:r>
@@ -2517,13 +3326,19 @@
           </w:tcPr>
           <w:p>
             <w:pPr>
-              <w:spacing w:after="0" w:line="252" w:lineRule="auto"/>
+              <w:spacing w:after="0" w:line="240" w:lineRule="auto"/>
+              <w:ind w:firstLine="0"/>
             </w:pPr>
-            <w:r/>
-            <w:r>
-              <w:rPr>
-                <w:rFonts w:ascii="微软雅黑" w:hAnsi="微软雅黑" w:eastAsia="微软雅黑"/>
-                <w:sz w:val="17"/>
+            <w:r>
+              <w:rPr>
+                <w:rFonts w:ascii="Times New Roman" w:hAnsi="Times New Roman" w:eastAsia="宋体"/>
+                <w:sz w:val="18"/>
+              </w:rPr>
+            </w:r>
+            <w:r>
+              <w:rPr>
+                <w:rFonts w:ascii="Times New Roman" w:hAnsi="Times New Roman" w:eastAsia="宋体"/>
+                <w:sz w:val="21"/>
               </w:rPr>
               <w:t>钩子拦截密钥、编译零警告目标</w:t>
             </w:r>
@@ -2535,27 +3350,39 @@
     <w:p>
       <w:pPr>
         <w:pStyle w:val="Heading1"/>
+        <w:ind w:firstLine="0"/>
       </w:pPr>
       <w:r>
+        <w:rPr>
+          <w:rFonts w:ascii="Times New Roman" w:hAnsi="Times New Roman" w:eastAsia="黑体"/>
+          <w:b/>
+          <w:sz w:val="32"/>
+        </w:rPr>
         <w:t>6　配置管理与交付物</w:t>
       </w:r>
     </w:p>
     <w:p>
       <w:pPr>
         <w:pStyle w:val="Heading2"/>
+        <w:ind w:firstLine="0"/>
       </w:pPr>
       <w:r>
+        <w:rPr>
+          <w:rFonts w:ascii="Times New Roman" w:hAnsi="Times New Roman" w:eastAsia="黑体"/>
+          <w:b/>
+          <w:sz w:val="28"/>
+        </w:rPr>
         <w:t>6.1　配置管理</w:t>
       </w:r>
     </w:p>
     <w:p>
       <w:pPr>
-        <w:pStyle w:val="ListBullet"/>
-        <w:spacing w:after="40"/>
+        <w:spacing w:after="40" w:line="360" w:lineRule="auto"/>
+        <w:ind w:firstLine="420"/>
       </w:pPr>
       <w:r>
         <w:rPr>
-          <w:rFonts w:ascii="微软雅黑" w:hAnsi="微软雅黑" w:eastAsia="微软雅黑"/>
+          <w:rFonts w:ascii="Times New Roman" w:hAnsi="Times New Roman" w:eastAsia="宋体"/>
           <w:sz w:val="21"/>
         </w:rPr>
         <w:t>Git 主干开发，提交信息带类型前缀（feat/fix/docs/test/chore）。</w:t>
@@ -2563,12 +3390,12 @@
     </w:p>
     <w:p>
       <w:pPr>
-        <w:pStyle w:val="ListBullet"/>
-        <w:spacing w:after="40"/>
+        <w:spacing w:after="40" w:line="360" w:lineRule="auto"/>
+        <w:ind w:firstLine="420"/>
       </w:pPr>
       <w:r>
         <w:rPr>
-          <w:rFonts w:ascii="微软雅黑" w:hAnsi="微软雅黑" w:eastAsia="微软雅黑"/>
+          <w:rFonts w:ascii="Times New Roman" w:hAnsi="Times New Roman" w:eastAsia="宋体"/>
           <w:sz w:val="21"/>
         </w:rPr>
         <w:t>pre-commit 钩子拦截硬编码密码、64 位十六进制密钥、私钥文件。</w:t>
@@ -2576,12 +3403,12 @@
     </w:p>
     <w:p>
       <w:pPr>
-        <w:pStyle w:val="ListBullet"/>
-        <w:spacing w:after="40"/>
+        <w:spacing w:after="40" w:line="360" w:lineRule="auto"/>
+        <w:ind w:firstLine="420"/>
       </w:pPr>
       <w:r>
         <w:rPr>
-          <w:rFonts w:ascii="微软雅黑" w:hAnsi="微软雅黑" w:eastAsia="微软雅黑"/>
+          <w:rFonts w:ascii="Times New Roman" w:hAnsi="Times New Roman" w:eastAsia="宋体"/>
           <w:sz w:val="21"/>
         </w:rPr>
         <w:t>敏感配置全部走 .env（不入库），compose 与 application-prod 均为 fail-closed。</w:t>
@@ -2589,12 +3416,12 @@
     </w:p>
     <w:p>
       <w:pPr>
-        <w:pStyle w:val="ListBullet"/>
-        <w:spacing w:after="40"/>
+        <w:spacing w:after="40" w:line="360" w:lineRule="auto"/>
+        <w:ind w:firstLine="420"/>
       </w:pPr>
       <w:r>
         <w:rPr>
-          <w:rFonts w:ascii="微软雅黑" w:hAnsi="微软雅黑" w:eastAsia="微软雅黑"/>
+          <w:rFonts w:ascii="Times New Roman" w:hAnsi="Times New Roman" w:eastAsia="宋体"/>
           <w:sz w:val="21"/>
         </w:rPr>
         <w:t>数据库变更只用 Flyway 增量脚本，不手工改线上表结构。</w:t>
@@ -2603,8 +3430,14 @@
     <w:p>
       <w:pPr>
         <w:pStyle w:val="Heading2"/>
+        <w:ind w:firstLine="0"/>
       </w:pPr>
       <w:r>
+        <w:rPr>
+          <w:rFonts w:ascii="Times New Roman" w:hAnsi="Times New Roman" w:eastAsia="黑体"/>
+          <w:b/>
+          <w:sz w:val="28"/>
+        </w:rPr>
         <w:t>6.2　交付物清单</w:t>
       </w:r>
     </w:p>
@@ -2621,21 +3454,31 @@
         <w:gridCol w:w="7632"/>
       </w:tblGrid>
       <w:tr>
+        <w:trPr>
+          <w:tblHeader/>
+        </w:trPr>
         <w:tc>
           <w:tcPr>
             <w:tcW w:type="dxa" w:w="1296"/>
-            <w:shd w:val="clear" w:fill="DCE6F1"/>
+            <w:shd w:val="clear" w:fill="E8EEF6" w:color="auto"/>
           </w:tcPr>
           <w:p>
             <w:pPr>
-              <w:spacing w:after="0"/>
+              <w:spacing w:after="0" w:line="240" w:lineRule="auto"/>
+              <w:ind w:firstLine="0"/>
+              <w:jc w:val="center"/>
             </w:pPr>
-            <w:r/>
-            <w:r>
-              <w:rPr>
-                <w:rFonts w:ascii="微软雅黑" w:hAnsi="微软雅黑" w:eastAsia="微软雅黑"/>
+            <w:r>
+              <w:rPr>
+                <w:rFonts w:ascii="Times New Roman" w:hAnsi="Times New Roman" w:eastAsia="宋体"/>
+                <w:sz w:val="18"/>
+              </w:rPr>
+            </w:r>
+            <w:r>
+              <w:rPr>
+                <w:rFonts w:ascii="Times New Roman" w:hAnsi="Times New Roman" w:eastAsia="宋体"/>
                 <w:b/>
-                <w:sz w:val="17"/>
+                <w:sz w:val="21"/>
               </w:rPr>
               <w:t>类别</w:t>
             </w:r>
@@ -2644,18 +3487,25 @@
         <w:tc>
           <w:tcPr>
             <w:tcW w:type="dxa" w:w="7632"/>
-            <w:shd w:val="clear" w:fill="DCE6F1"/>
+            <w:shd w:val="clear" w:fill="E8EEF6" w:color="auto"/>
           </w:tcPr>
           <w:p>
             <w:pPr>
-              <w:spacing w:after="0"/>
+              <w:spacing w:after="0" w:line="240" w:lineRule="auto"/>
+              <w:ind w:firstLine="0"/>
+              <w:jc w:val="center"/>
             </w:pPr>
-            <w:r/>
-            <w:r>
-              <w:rPr>
-                <w:rFonts w:ascii="微软雅黑" w:hAnsi="微软雅黑" w:eastAsia="微软雅黑"/>
+            <w:r>
+              <w:rPr>
+                <w:rFonts w:ascii="Times New Roman" w:hAnsi="Times New Roman" w:eastAsia="宋体"/>
+                <w:sz w:val="18"/>
+              </w:rPr>
+            </w:r>
+            <w:r>
+              <w:rPr>
+                <w:rFonts w:ascii="Times New Roman" w:hAnsi="Times New Roman" w:eastAsia="宋体"/>
                 <w:b/>
-                <w:sz w:val="17"/>
+                <w:sz w:val="21"/>
               </w:rPr>
               <w:t>交付物</w:t>
             </w:r>
@@ -2669,13 +3519,19 @@
           </w:tcPr>
           <w:p>
             <w:pPr>
-              <w:spacing w:after="0" w:line="252" w:lineRule="auto"/>
+              <w:spacing w:after="0" w:line="240" w:lineRule="auto"/>
+              <w:ind w:firstLine="0"/>
             </w:pPr>
-            <w:r/>
-            <w:r>
-              <w:rPr>
-                <w:rFonts w:ascii="微软雅黑" w:hAnsi="微软雅黑" w:eastAsia="微软雅黑"/>
-                <w:sz w:val="17"/>
+            <w:r>
+              <w:rPr>
+                <w:rFonts w:ascii="Times New Roman" w:hAnsi="Times New Roman" w:eastAsia="宋体"/>
+                <w:sz w:val="18"/>
+              </w:rPr>
+            </w:r>
+            <w:r>
+              <w:rPr>
+                <w:rFonts w:ascii="Times New Roman" w:hAnsi="Times New Roman" w:eastAsia="宋体"/>
+                <w:sz w:val="21"/>
               </w:rPr>
               <w:t>源代码</w:t>
             </w:r>
@@ -2687,13 +3543,19 @@
           </w:tcPr>
           <w:p>
             <w:pPr>
-              <w:spacing w:after="0" w:line="252" w:lineRule="auto"/>
+              <w:spacing w:after="0" w:line="240" w:lineRule="auto"/>
+              <w:ind w:firstLine="0"/>
             </w:pPr>
-            <w:r/>
-            <w:r>
-              <w:rPr>
-                <w:rFonts w:ascii="微软雅黑" w:hAnsi="微软雅黑" w:eastAsia="微软雅黑"/>
-                <w:sz w:val="17"/>
+            <w:r>
+              <w:rPr>
+                <w:rFonts w:ascii="Times New Roman" w:hAnsi="Times New Roman" w:eastAsia="宋体"/>
+                <w:sz w:val="18"/>
+              </w:rPr>
+            </w:r>
+            <w:r>
+              <w:rPr>
+                <w:rFonts w:ascii="Times New Roman" w:hAnsi="Times New Roman" w:eastAsia="宋体"/>
+                <w:sz w:val="21"/>
               </w:rPr>
               <w:t>后端（Spring Boot）、前端（Vue 3）、固件（ESP32）、部署脚本</w:t>
             </w:r>
@@ -2707,13 +3569,19 @@
           </w:tcPr>
           <w:p>
             <w:pPr>
-              <w:spacing w:after="0" w:line="252" w:lineRule="auto"/>
+              <w:spacing w:after="0" w:line="240" w:lineRule="auto"/>
+              <w:ind w:firstLine="0"/>
             </w:pPr>
-            <w:r/>
-            <w:r>
-              <w:rPr>
-                <w:rFonts w:ascii="微软雅黑" w:hAnsi="微软雅黑" w:eastAsia="微软雅黑"/>
-                <w:sz w:val="17"/>
+            <w:r>
+              <w:rPr>
+                <w:rFonts w:ascii="Times New Roman" w:hAnsi="Times New Roman" w:eastAsia="宋体"/>
+                <w:sz w:val="18"/>
+              </w:rPr>
+            </w:r>
+            <w:r>
+              <w:rPr>
+                <w:rFonts w:ascii="Times New Roman" w:hAnsi="Times New Roman" w:eastAsia="宋体"/>
+                <w:sz w:val="21"/>
               </w:rPr>
               <w:t>文档</w:t>
             </w:r>
@@ -2725,13 +3593,19 @@
           </w:tcPr>
           <w:p>
             <w:pPr>
-              <w:spacing w:after="0" w:line="252" w:lineRule="auto"/>
+              <w:spacing w:after="0" w:line="240" w:lineRule="auto"/>
+              <w:ind w:firstLine="0"/>
             </w:pPr>
-            <w:r/>
-            <w:r>
-              <w:rPr>
-                <w:rFonts w:ascii="微软雅黑" w:hAnsi="微软雅黑" w:eastAsia="微软雅黑"/>
-                <w:sz w:val="17"/>
+            <w:r>
+              <w:rPr>
+                <w:rFonts w:ascii="Times New Roman" w:hAnsi="Times New Roman" w:eastAsia="宋体"/>
+                <w:sz w:val="18"/>
+              </w:rPr>
+            </w:r>
+            <w:r>
+              <w:rPr>
+                <w:rFonts w:ascii="Times New Roman" w:hAnsi="Times New Roman" w:eastAsia="宋体"/>
+                <w:sz w:val="21"/>
               </w:rPr>
               <w:t>可行性研究、开发计划、需求规格、总体设计、详细设计、数据库设计、接口文档、测试计划与报告、用户手册、部署说明、运维手册、系统图册</w:t>
             </w:r>
@@ -2745,13 +3619,19 @@
           </w:tcPr>
           <w:p>
             <w:pPr>
-              <w:spacing w:after="0" w:line="252" w:lineRule="auto"/>
+              <w:spacing w:after="0" w:line="240" w:lineRule="auto"/>
+              <w:ind w:firstLine="0"/>
             </w:pPr>
-            <w:r/>
-            <w:r>
-              <w:rPr>
-                <w:rFonts w:ascii="微软雅黑" w:hAnsi="微软雅黑" w:eastAsia="微软雅黑"/>
-                <w:sz w:val="17"/>
+            <w:r>
+              <w:rPr>
+                <w:rFonts w:ascii="Times New Roman" w:hAnsi="Times New Roman" w:eastAsia="宋体"/>
+                <w:sz w:val="18"/>
+              </w:rPr>
+            </w:r>
+            <w:r>
+              <w:rPr>
+                <w:rFonts w:ascii="Times New Roman" w:hAnsi="Times New Roman" w:eastAsia="宋体"/>
+                <w:sz w:val="21"/>
               </w:rPr>
               <w:t>测试</w:t>
             </w:r>
@@ -2763,13 +3643,19 @@
           </w:tcPr>
           <w:p>
             <w:pPr>
-              <w:spacing w:after="0" w:line="252" w:lineRule="auto"/>
+              <w:spacing w:after="0" w:line="240" w:lineRule="auto"/>
+              <w:ind w:firstLine="0"/>
             </w:pPr>
-            <w:r/>
-            <w:r>
-              <w:rPr>
-                <w:rFonts w:ascii="微软雅黑" w:hAnsi="微软雅黑" w:eastAsia="微软雅黑"/>
-                <w:sz w:val="17"/>
+            <w:r>
+              <w:rPr>
+                <w:rFonts w:ascii="Times New Roman" w:hAnsi="Times New Roman" w:eastAsia="宋体"/>
+                <w:sz w:val="18"/>
+              </w:rPr>
+            </w:r>
+            <w:r>
+              <w:rPr>
+                <w:rFonts w:ascii="Times New Roman" w:hAnsi="Times New Roman" w:eastAsia="宋体"/>
+                <w:sz w:val="21"/>
               </w:rPr>
               <w:t>单元测试、集成测试、接口断言脚本、权限审计脚本、压测脚本</w:t>
             </w:r>
@@ -2783,13 +3669,19 @@
           </w:tcPr>
           <w:p>
             <w:pPr>
-              <w:spacing w:after="0" w:line="252" w:lineRule="auto"/>
+              <w:spacing w:after="0" w:line="240" w:lineRule="auto"/>
+              <w:ind w:firstLine="0"/>
             </w:pPr>
-            <w:r/>
-            <w:r>
-              <w:rPr>
-                <w:rFonts w:ascii="微软雅黑" w:hAnsi="微软雅黑" w:eastAsia="微软雅黑"/>
-                <w:sz w:val="17"/>
+            <w:r>
+              <w:rPr>
+                <w:rFonts w:ascii="Times New Roman" w:hAnsi="Times New Roman" w:eastAsia="宋体"/>
+                <w:sz w:val="18"/>
+              </w:rPr>
+            </w:r>
+            <w:r>
+              <w:rPr>
+                <w:rFonts w:ascii="Times New Roman" w:hAnsi="Times New Roman" w:eastAsia="宋体"/>
+                <w:sz w:val="21"/>
               </w:rPr>
               <w:t>部署</w:t>
             </w:r>
@@ -2801,13 +3693,19 @@
           </w:tcPr>
           <w:p>
             <w:pPr>
-              <w:spacing w:after="0" w:line="252" w:lineRule="auto"/>
+              <w:spacing w:after="0" w:line="240" w:lineRule="auto"/>
+              <w:ind w:firstLine="0"/>
             </w:pPr>
-            <w:r/>
-            <w:r>
-              <w:rPr>
-                <w:rFonts w:ascii="微软雅黑" w:hAnsi="微软雅黑" w:eastAsia="微软雅黑"/>
-                <w:sz w:val="17"/>
+            <w:r>
+              <w:rPr>
+                <w:rFonts w:ascii="Times New Roman" w:hAnsi="Times New Roman" w:eastAsia="宋体"/>
+                <w:sz w:val="18"/>
+              </w:rPr>
+            </w:r>
+            <w:r>
+              <w:rPr>
+                <w:rFonts w:ascii="Times New Roman" w:hAnsi="Times New Roman" w:eastAsia="宋体"/>
+                <w:sz w:val="21"/>
               </w:rPr>
               <w:t>docker-compose、Dockerfile、Nginx 配置、部署脚本、健康检查</w:t>
             </w:r>
@@ -2821,13 +3719,19 @@
           </w:tcPr>
           <w:p>
             <w:pPr>
-              <w:spacing w:after="0" w:line="252" w:lineRule="auto"/>
+              <w:spacing w:after="0" w:line="240" w:lineRule="auto"/>
+              <w:ind w:firstLine="0"/>
             </w:pPr>
-            <w:r/>
-            <w:r>
-              <w:rPr>
-                <w:rFonts w:ascii="微软雅黑" w:hAnsi="微软雅黑" w:eastAsia="微软雅黑"/>
-                <w:sz w:val="17"/>
+            <w:r>
+              <w:rPr>
+                <w:rFonts w:ascii="Times New Roman" w:hAnsi="Times New Roman" w:eastAsia="宋体"/>
+                <w:sz w:val="18"/>
+              </w:rPr>
+            </w:r>
+            <w:r>
+              <w:rPr>
+                <w:rFonts w:ascii="Times New Roman" w:hAnsi="Times New Roman" w:eastAsia="宋体"/>
+                <w:sz w:val="21"/>
               </w:rPr>
               <w:t>运维</w:t>
             </w:r>
@@ -2839,13 +3743,19 @@
           </w:tcPr>
           <w:p>
             <w:pPr>
-              <w:spacing w:after="0" w:line="252" w:lineRule="auto"/>
+              <w:spacing w:after="0" w:line="240" w:lineRule="auto"/>
+              <w:ind w:firstLine="0"/>
             </w:pPr>
-            <w:r/>
-            <w:r>
-              <w:rPr>
-                <w:rFonts w:ascii="微软雅黑" w:hAnsi="微软雅黑" w:eastAsia="微软雅黑"/>
-                <w:sz w:val="17"/>
+            <w:r>
+              <w:rPr>
+                <w:rFonts w:ascii="Times New Roman" w:hAnsi="Times New Roman" w:eastAsia="宋体"/>
+                <w:sz w:val="18"/>
+              </w:rPr>
+            </w:r>
+            <w:r>
+              <w:rPr>
+                <w:rFonts w:ascii="Times New Roman" w:hAnsi="Times New Roman" w:eastAsia="宋体"/>
+                <w:sz w:val="21"/>
               </w:rPr>
               <w:t>备份脚本、监控配置（Prometheus/Grafana）、部署验证记录</w:t>
             </w:r>
@@ -2857,8 +3767,14 @@
     <w:p>
       <w:pPr>
         <w:pStyle w:val="Heading1"/>
+        <w:ind w:firstLine="0"/>
       </w:pPr>
       <w:r>
+        <w:rPr>
+          <w:rFonts w:ascii="Times New Roman" w:hAnsi="Times New Roman" w:eastAsia="黑体"/>
+          <w:b/>
+          <w:sz w:val="32"/>
+        </w:rPr>
         <w:t>7　风险与变更控制</w:t>
       </w:r>
     </w:p>
@@ -2876,21 +3792,31 @@
         <w:gridCol w:w="3744"/>
       </w:tblGrid>
       <w:tr>
+        <w:trPr>
+          <w:tblHeader/>
+        </w:trPr>
         <w:tc>
           <w:tcPr>
             <w:tcW w:type="dxa" w:w="2016"/>
-            <w:shd w:val="clear" w:fill="DCE6F1"/>
+            <w:shd w:val="clear" w:fill="E8EEF6" w:color="auto"/>
           </w:tcPr>
           <w:p>
             <w:pPr>
-              <w:spacing w:after="0"/>
+              <w:spacing w:after="0" w:line="240" w:lineRule="auto"/>
+              <w:ind w:firstLine="0"/>
+              <w:jc w:val="center"/>
             </w:pPr>
-            <w:r/>
-            <w:r>
-              <w:rPr>
-                <w:rFonts w:ascii="微软雅黑" w:hAnsi="微软雅黑" w:eastAsia="微软雅黑"/>
+            <w:r>
+              <w:rPr>
+                <w:rFonts w:ascii="Times New Roman" w:hAnsi="Times New Roman" w:eastAsia="宋体"/>
+                <w:sz w:val="18"/>
+              </w:rPr>
+            </w:r>
+            <w:r>
+              <w:rPr>
+                <w:rFonts w:ascii="Times New Roman" w:hAnsi="Times New Roman" w:eastAsia="宋体"/>
                 <w:b/>
-                <w:sz w:val="17"/>
+                <w:sz w:val="21"/>
               </w:rPr>
               <w:t>风险</w:t>
             </w:r>
@@ -2899,18 +3825,25 @@
         <w:tc>
           <w:tcPr>
             <w:tcW w:type="dxa" w:w="3168"/>
-            <w:shd w:val="clear" w:fill="DCE6F1"/>
+            <w:shd w:val="clear" w:fill="E8EEF6" w:color="auto"/>
           </w:tcPr>
           <w:p>
             <w:pPr>
-              <w:spacing w:after="0"/>
+              <w:spacing w:after="0" w:line="240" w:lineRule="auto"/>
+              <w:ind w:firstLine="0"/>
+              <w:jc w:val="center"/>
             </w:pPr>
-            <w:r/>
-            <w:r>
-              <w:rPr>
-                <w:rFonts w:ascii="微软雅黑" w:hAnsi="微软雅黑" w:eastAsia="微软雅黑"/>
+            <w:r>
+              <w:rPr>
+                <w:rFonts w:ascii="Times New Roman" w:hAnsi="Times New Roman" w:eastAsia="宋体"/>
+                <w:sz w:val="18"/>
+              </w:rPr>
+            </w:r>
+            <w:r>
+              <w:rPr>
+                <w:rFonts w:ascii="Times New Roman" w:hAnsi="Times New Roman" w:eastAsia="宋体"/>
                 <w:b/>
-                <w:sz w:val="17"/>
+                <w:sz w:val="21"/>
               </w:rPr>
               <w:t>触发信号</w:t>
             </w:r>
@@ -2919,18 +3852,25 @@
         <w:tc>
           <w:tcPr>
             <w:tcW w:type="dxa" w:w="3744"/>
-            <w:shd w:val="clear" w:fill="DCE6F1"/>
+            <w:shd w:val="clear" w:fill="E8EEF6" w:color="auto"/>
           </w:tcPr>
           <w:p>
             <w:pPr>
-              <w:spacing w:after="0"/>
+              <w:spacing w:after="0" w:line="240" w:lineRule="auto"/>
+              <w:ind w:firstLine="0"/>
+              <w:jc w:val="center"/>
             </w:pPr>
-            <w:r/>
-            <w:r>
-              <w:rPr>
-                <w:rFonts w:ascii="微软雅黑" w:hAnsi="微软雅黑" w:eastAsia="微软雅黑"/>
+            <w:r>
+              <w:rPr>
+                <w:rFonts w:ascii="Times New Roman" w:hAnsi="Times New Roman" w:eastAsia="宋体"/>
+                <w:sz w:val="18"/>
+              </w:rPr>
+            </w:r>
+            <w:r>
+              <w:rPr>
+                <w:rFonts w:ascii="Times New Roman" w:hAnsi="Times New Roman" w:eastAsia="宋体"/>
                 <w:b/>
-                <w:sz w:val="17"/>
+                <w:sz w:val="21"/>
               </w:rPr>
               <w:t>应对预案</w:t>
             </w:r>
@@ -2944,13 +3884,19 @@
           </w:tcPr>
           <w:p>
             <w:pPr>
-              <w:spacing w:after="0" w:line="252" w:lineRule="auto"/>
+              <w:spacing w:after="0" w:line="240" w:lineRule="auto"/>
+              <w:ind w:firstLine="0"/>
             </w:pPr>
-            <w:r/>
-            <w:r>
-              <w:rPr>
-                <w:rFonts w:ascii="微软雅黑" w:hAnsi="微软雅黑" w:eastAsia="微软雅黑"/>
-                <w:sz w:val="17"/>
+            <w:r>
+              <w:rPr>
+                <w:rFonts w:ascii="Times New Roman" w:hAnsi="Times New Roman" w:eastAsia="宋体"/>
+                <w:sz w:val="18"/>
+              </w:rPr>
+            </w:r>
+            <w:r>
+              <w:rPr>
+                <w:rFonts w:ascii="Times New Roman" w:hAnsi="Times New Roman" w:eastAsia="宋体"/>
+                <w:sz w:val="21"/>
               </w:rPr>
               <w:t>范围膨胀</w:t>
             </w:r>
@@ -2962,13 +3908,19 @@
           </w:tcPr>
           <w:p>
             <w:pPr>
-              <w:spacing w:after="0" w:line="252" w:lineRule="auto"/>
+              <w:spacing w:after="0" w:line="240" w:lineRule="auto"/>
+              <w:ind w:firstLine="0"/>
             </w:pPr>
-            <w:r/>
-            <w:r>
-              <w:rPr>
-                <w:rFonts w:ascii="微软雅黑" w:hAnsi="微软雅黑" w:eastAsia="微软雅黑"/>
-                <w:sz w:val="17"/>
+            <w:r>
+              <w:rPr>
+                <w:rFonts w:ascii="Times New Roman" w:hAnsi="Times New Roman" w:eastAsia="宋体"/>
+                <w:sz w:val="18"/>
+              </w:rPr>
+            </w:r>
+            <w:r>
+              <w:rPr>
+                <w:rFonts w:ascii="Times New Roman" w:hAnsi="Times New Roman" w:eastAsia="宋体"/>
+                <w:sz w:val="21"/>
               </w:rPr>
               <w:t>不断加功能导致延期</w:t>
             </w:r>
@@ -2980,13 +3932,19 @@
           </w:tcPr>
           <w:p>
             <w:pPr>
-              <w:spacing w:after="0" w:line="252" w:lineRule="auto"/>
+              <w:spacing w:after="0" w:line="240" w:lineRule="auto"/>
+              <w:ind w:firstLine="0"/>
             </w:pPr>
-            <w:r/>
-            <w:r>
-              <w:rPr>
-                <w:rFonts w:ascii="微软雅黑" w:hAnsi="微软雅黑" w:eastAsia="微软雅黑"/>
-                <w:sz w:val="17"/>
+            <w:r>
+              <w:rPr>
+                <w:rFonts w:ascii="Times New Roman" w:hAnsi="Times New Roman" w:eastAsia="宋体"/>
+                <w:sz w:val="18"/>
+              </w:rPr>
+            </w:r>
+            <w:r>
+              <w:rPr>
+                <w:rFonts w:ascii="Times New Roman" w:hAnsi="Times New Roman" w:eastAsia="宋体"/>
+                <w:sz w:val="21"/>
               </w:rPr>
               <w:t>每条新需求先问「是否影响本期验收」，不进本期就记入待办</w:t>
             </w:r>
@@ -3000,13 +3958,19 @@
           </w:tcPr>
           <w:p>
             <w:pPr>
-              <w:spacing w:after="0" w:line="252" w:lineRule="auto"/>
+              <w:spacing w:after="0" w:line="240" w:lineRule="auto"/>
+              <w:ind w:firstLine="0"/>
             </w:pPr>
-            <w:r/>
-            <w:r>
-              <w:rPr>
-                <w:rFonts w:ascii="微软雅黑" w:hAnsi="微软雅黑" w:eastAsia="微软雅黑"/>
-                <w:sz w:val="17"/>
+            <w:r>
+              <w:rPr>
+                <w:rFonts w:ascii="Times New Roman" w:hAnsi="Times New Roman" w:eastAsia="宋体"/>
+                <w:sz w:val="18"/>
+              </w:rPr>
+            </w:r>
+            <w:r>
+              <w:rPr>
+                <w:rFonts w:ascii="Times New Roman" w:hAnsi="Times New Roman" w:eastAsia="宋体"/>
+                <w:sz w:val="21"/>
               </w:rPr>
               <w:t>依赖不可用</w:t>
             </w:r>
@@ -3018,13 +3982,19 @@
           </w:tcPr>
           <w:p>
             <w:pPr>
-              <w:spacing w:after="0" w:line="252" w:lineRule="auto"/>
+              <w:spacing w:after="0" w:line="240" w:lineRule="auto"/>
+              <w:ind w:firstLine="0"/>
             </w:pPr>
-            <w:r/>
-            <w:r>
-              <w:rPr>
-                <w:rFonts w:ascii="微软雅黑" w:hAnsi="微软雅黑" w:eastAsia="微软雅黑"/>
-                <w:sz w:val="17"/>
+            <w:r>
+              <w:rPr>
+                <w:rFonts w:ascii="Times New Roman" w:hAnsi="Times New Roman" w:eastAsia="宋体"/>
+                <w:sz w:val="18"/>
+              </w:rPr>
+            </w:r>
+            <w:r>
+              <w:rPr>
+                <w:rFonts w:ascii="Times New Roman" w:hAnsi="Times New Roman" w:eastAsia="宋体"/>
+                <w:sz w:val="21"/>
               </w:rPr>
               <w:t>GitHub/Docker Hub 拉取失败</w:t>
             </w:r>
@@ -3036,13 +4006,19 @@
           </w:tcPr>
           <w:p>
             <w:pPr>
-              <w:spacing w:after="0" w:line="252" w:lineRule="auto"/>
+              <w:spacing w:after="0" w:line="240" w:lineRule="auto"/>
+              <w:ind w:firstLine="0"/>
             </w:pPr>
-            <w:r/>
-            <w:r>
-              <w:rPr>
-                <w:rFonts w:ascii="微软雅黑" w:hAnsi="微软雅黑" w:eastAsia="微软雅黑"/>
-                <w:sz w:val="17"/>
+            <w:r>
+              <w:rPr>
+                <w:rFonts w:ascii="Times New Roman" w:hAnsi="Times New Roman" w:eastAsia="宋体"/>
+                <w:sz w:val="18"/>
+              </w:rPr>
+            </w:r>
+            <w:r>
+              <w:rPr>
+                <w:rFonts w:ascii="Times New Roman" w:hAnsi="Times New Roman" w:eastAsia="宋体"/>
+                <w:sz w:val="21"/>
               </w:rPr>
               <w:t>切镜像源；服务器改用本地打包推送通道</w:t>
             </w:r>
@@ -3056,13 +4032,19 @@
           </w:tcPr>
           <w:p>
             <w:pPr>
-              <w:spacing w:after="0" w:line="252" w:lineRule="auto"/>
+              <w:spacing w:after="0" w:line="240" w:lineRule="auto"/>
+              <w:ind w:firstLine="0"/>
             </w:pPr>
-            <w:r/>
-            <w:r>
-              <w:rPr>
-                <w:rFonts w:ascii="微软雅黑" w:hAnsi="微软雅黑" w:eastAsia="微软雅黑"/>
-                <w:sz w:val="17"/>
+            <w:r>
+              <w:rPr>
+                <w:rFonts w:ascii="Times New Roman" w:hAnsi="Times New Roman" w:eastAsia="宋体"/>
+                <w:sz w:val="18"/>
+              </w:rPr>
+            </w:r>
+            <w:r>
+              <w:rPr>
+                <w:rFonts w:ascii="Times New Roman" w:hAnsi="Times New Roman" w:eastAsia="宋体"/>
+                <w:sz w:val="21"/>
               </w:rPr>
               <w:t>线上故障</w:t>
             </w:r>
@@ -3074,13 +4056,19 @@
           </w:tcPr>
           <w:p>
             <w:pPr>
-              <w:spacing w:after="0" w:line="252" w:lineRule="auto"/>
+              <w:spacing w:after="0" w:line="240" w:lineRule="auto"/>
+              <w:ind w:firstLine="0"/>
             </w:pPr>
-            <w:r/>
-            <w:r>
-              <w:rPr>
-                <w:rFonts w:ascii="微软雅黑" w:hAnsi="微软雅黑" w:eastAsia="微软雅黑"/>
-                <w:sz w:val="17"/>
+            <w:r>
+              <w:rPr>
+                <w:rFonts w:ascii="Times New Roman" w:hAnsi="Times New Roman" w:eastAsia="宋体"/>
+                <w:sz w:val="18"/>
+              </w:rPr>
+            </w:r>
+            <w:r>
+              <w:rPr>
+                <w:rFonts w:ascii="Times New Roman" w:hAnsi="Times New Roman" w:eastAsia="宋体"/>
+                <w:sz w:val="21"/>
               </w:rPr>
               <w:t>健康检查失败</w:t>
             </w:r>
@@ -3092,13 +4080,19 @@
           </w:tcPr>
           <w:p>
             <w:pPr>
-              <w:spacing w:after="0" w:line="252" w:lineRule="auto"/>
+              <w:spacing w:after="0" w:line="240" w:lineRule="auto"/>
+              <w:ind w:firstLine="0"/>
             </w:pPr>
-            <w:r/>
-            <w:r>
-              <w:rPr>
-                <w:rFonts w:ascii="微软雅黑" w:hAnsi="微软雅黑" w:eastAsia="微软雅黑"/>
-                <w:sz w:val="17"/>
+            <w:r>
+              <w:rPr>
+                <w:rFonts w:ascii="Times New Roman" w:hAnsi="Times New Roman" w:eastAsia="宋体"/>
+                <w:sz w:val="18"/>
+              </w:rPr>
+            </w:r>
+            <w:r>
+              <w:rPr>
+                <w:rFonts w:ascii="Times New Roman" w:hAnsi="Times New Roman" w:eastAsia="宋体"/>
+                <w:sz w:val="21"/>
               </w:rPr>
               <w:t>按运维手册 SOP 回滚；数据库先备份</w:t>
             </w:r>
@@ -3112,13 +4106,19 @@
           </w:tcPr>
           <w:p>
             <w:pPr>
-              <w:spacing w:after="0" w:line="252" w:lineRule="auto"/>
+              <w:spacing w:after="0" w:line="240" w:lineRule="auto"/>
+              <w:ind w:firstLine="0"/>
             </w:pPr>
-            <w:r/>
-            <w:r>
-              <w:rPr>
-                <w:rFonts w:ascii="微软雅黑" w:hAnsi="微软雅黑" w:eastAsia="微软雅黑"/>
-                <w:sz w:val="17"/>
+            <w:r>
+              <w:rPr>
+                <w:rFonts w:ascii="Times New Roman" w:hAnsi="Times New Roman" w:eastAsia="宋体"/>
+                <w:sz w:val="18"/>
+              </w:rPr>
+            </w:r>
+            <w:r>
+              <w:rPr>
+                <w:rFonts w:ascii="Times New Roman" w:hAnsi="Times New Roman" w:eastAsia="宋体"/>
+                <w:sz w:val="21"/>
               </w:rPr>
               <w:t>进度滞后</w:t>
             </w:r>
@@ -3130,13 +4130,19 @@
           </w:tcPr>
           <w:p>
             <w:pPr>
-              <w:spacing w:after="0" w:line="252" w:lineRule="auto"/>
+              <w:spacing w:after="0" w:line="240" w:lineRule="auto"/>
+              <w:ind w:firstLine="0"/>
             </w:pPr>
-            <w:r/>
-            <w:r>
-              <w:rPr>
-                <w:rFonts w:ascii="微软雅黑" w:hAnsi="微软雅黑" w:eastAsia="微软雅黑"/>
-                <w:sz w:val="17"/>
+            <w:r>
+              <w:rPr>
+                <w:rFonts w:ascii="Times New Roman" w:hAnsi="Times New Roman" w:eastAsia="宋体"/>
+                <w:sz w:val="18"/>
+              </w:rPr>
+            </w:r>
+            <w:r>
+              <w:rPr>
+                <w:rFonts w:ascii="Times New Roman" w:hAnsi="Times New Roman" w:eastAsia="宋体"/>
+                <w:sz w:val="21"/>
               </w:rPr>
               <w:t>里程碑未按期</w:t>
             </w:r>
@@ -3148,13 +4154,19 @@
           </w:tcPr>
           <w:p>
             <w:pPr>
-              <w:spacing w:after="0" w:line="252" w:lineRule="auto"/>
+              <w:spacing w:after="0" w:line="240" w:lineRule="auto"/>
+              <w:ind w:firstLine="0"/>
             </w:pPr>
-            <w:r/>
-            <w:r>
-              <w:rPr>
-                <w:rFonts w:ascii="微软雅黑" w:hAnsi="微软雅黑" w:eastAsia="微软雅黑"/>
-                <w:sz w:val="17"/>
+            <w:r>
+              <w:rPr>
+                <w:rFonts w:ascii="Times New Roman" w:hAnsi="Times New Roman" w:eastAsia="宋体"/>
+                <w:sz w:val="18"/>
+              </w:rPr>
+            </w:r>
+            <w:r>
+              <w:rPr>
+                <w:rFonts w:ascii="Times New Roman" w:hAnsi="Times New Roman" w:eastAsia="宋体"/>
+                <w:sz w:val="21"/>
               </w:rPr>
               <w:t>砍非核心功能（如看板拖拽美化），保交付主线</w:t>
             </w:r>
@@ -3164,13 +4176,34 @@
     </w:tbl>
     <w:p/>
     <w:sectPr>
-      <w:pgSz w:w="11909" w:h="16834"/>
-      <w:pgMar w:top="1440" w:right="1440" w:bottom="1440" w:left="1440" w:header="720" w:footer="720" w:gutter="0"/>
+      <w:footerReference w:type="default" r:id="rId9"/>
+      <w:pgSz w:w="11906" w:h="16838"/>
+      <w:pgMar w:top="1247" w:right="1247" w:bottom="1247" w:left="1247" w:header="720" w:footer="720" w:gutter="0"/>
       <w:cols w:space="720"/>
       <w:docGrid w:linePitch="360"/>
     </w:sectPr>
   </w:body>
 </w:document>
+</file>
+
+<file path=word/footer1.xml><?xml version="1.0" encoding="utf-8"?>
+<w:ftr xmlns:m="http://schemas.openxmlformats.org/officeDocument/2006/math" xmlns:mc="http://schemas.openxmlformats.org/markup-compatibility/2006" xmlns:mo="http://schemas.microsoft.com/office/mac/office/2008/main" xmlns:mv="urn:schemas-microsoft-com:mac:vml" xmlns:o="urn:schemas-microsoft-com:office:office" xmlns:r="http://schemas.openxmlformats.org/officeDocument/2006/relationships" xmlns:v="urn:schemas-microsoft-com:vml" xmlns:w10="urn:schemas-microsoft-com:office:word" xmlns:w14="http://schemas.microsoft.com/office/word/2010/wordml" xmlns:w="http://schemas.openxmlformats.org/wordprocessingml/2006/main" xmlns:wne="http://schemas.microsoft.com/office/word/2006/wordml" xmlns:wp14="http://schemas.microsoft.com/office/word/2010/wordprocessingDrawing" xmlns:wp="http://schemas.openxmlformats.org/drawingml/2006/wordprocessingDrawing" xmlns:wpc="http://schemas.microsoft.com/office/word/2010/wordprocessingCanvas" xmlns:wpg="http://schemas.microsoft.com/office/word/2010/wordprocessingGroup" xmlns:wpi="http://schemas.microsoft.com/office/word/2010/wordprocessingInk" xmlns:wps="http://schemas.microsoft.com/office/word/2010/wordprocessingShape" mc:Ignorable="w14 wp14">
+  <w:p>
+    <w:pPr>
+      <w:pStyle w:val="Footer"/>
+      <w:jc w:val="center"/>
+    </w:pPr>
+    <w:r>
+      <w:rPr>
+        <w:rFonts w:ascii="Times New Roman" w:hAnsi="Times New Roman" w:eastAsia="宋体"/>
+        <w:sz w:val="21"/>
+      </w:rPr>
+      <w:fldChar w:fldCharType="begin"/>
+      <w:instrText xml:space="preserve"> PAGE </w:instrText>
+      <w:fldChar w:fldCharType="end"/>
+    </w:r>
+  </w:p>
+</w:ftr>
 </file>
 
 <file path=word/numbering.xml><?xml version="1.0" encoding="utf-8"?>
@@ -3382,8 +4415,8 @@
     <w:rPrDefault>
       <w:rPr>
         <w:rFonts w:asciiTheme="minorHAnsi" w:eastAsiaTheme="minorEastAsia" w:hAnsiTheme="minorHAnsi" w:cstheme="minorBidi"/>
-        <w:sz w:val="22"/>
-        <w:szCs w:val="22"/>
+        <w:sz w:val="21"/>
+        <w:szCs w:val="21"/>
         <w:lang w:val="en-US" w:eastAsia="en-US" w:bidi="ar-SA"/>
       </w:rPr>
     </w:rPrDefault>
@@ -3537,10 +4570,11 @@
     <w:qFormat/>
     <w:rsid w:val="00FC693F"/>
     <w:pPr>
-      <w:spacing w:after="120" w:line="300" w:lineRule="auto"/>
+      <w:spacing w:after="0" w:line="360" w:lineRule="auto" w:before="0"/>
+      <w:ind w:firstLine="420"/>
     </w:pPr>
     <w:rPr>
-      <w:rFonts w:ascii="微软雅黑" w:hAnsi="微软雅黑" w:eastAsia="微软雅黑"/>
+      <w:rFonts w:ascii="Times New Roman" w:hAnsi="Times New Roman" w:eastAsia="宋体"/>
       <w:sz w:val="21"/>
     </w:rPr>
   </w:style>
@@ -3599,15 +4633,16 @@
     <w:pPr>
       <w:keepNext/>
       <w:keepLines/>
-      <w:spacing w:before="480" w:after="0"/>
+      <w:spacing w:before="240" w:after="120" w:line="360" w:lineRule="auto"/>
+      <w:ind w:firstLine="0"/>
       <w:outlineLvl w:val="0"/>
     </w:pPr>
     <w:rPr>
-      <w:rFonts w:asciiTheme="majorHAnsi" w:eastAsiaTheme="majorEastAsia" w:hAnsiTheme="majorHAnsi" w:cstheme="majorBidi" w:ascii="微软雅黑" w:hAnsi="微软雅黑" w:eastAsia="微软雅黑"/>
+      <w:rFonts w:asciiTheme="majorHAnsi" w:eastAsiaTheme="majorEastAsia" w:hAnsiTheme="majorHAnsi" w:cstheme="majorBidi" w:ascii="Times New Roman" w:hAnsi="Times New Roman" w:eastAsia="黑体"/>
       <w:b/>
       <w:bCs/>
-      <w:color w:val="1F3864"/>
-      <w:sz w:val="36"/>
+      <w:color w:val="000000"/>
+      <w:sz w:val="32"/>
       <w:szCs w:val="28"/>
     </w:rPr>
   </w:style>
@@ -3623,14 +4658,15 @@
     <w:pPr>
       <w:keepNext/>
       <w:keepLines/>
-      <w:spacing w:before="200" w:after="0"/>
+      <w:spacing w:before="120" w:after="120" w:line="360" w:lineRule="auto"/>
+      <w:ind w:firstLine="0"/>
       <w:outlineLvl w:val="1"/>
     </w:pPr>
     <w:rPr>
-      <w:rFonts w:asciiTheme="majorHAnsi" w:eastAsiaTheme="majorEastAsia" w:hAnsiTheme="majorHAnsi" w:cstheme="majorBidi" w:ascii="微软雅黑" w:hAnsi="微软雅黑" w:eastAsia="微软雅黑"/>
+      <w:rFonts w:asciiTheme="majorHAnsi" w:eastAsiaTheme="majorEastAsia" w:hAnsiTheme="majorHAnsi" w:cstheme="majorBidi" w:ascii="Times New Roman" w:hAnsi="Times New Roman" w:eastAsia="黑体"/>
       <w:b/>
       <w:bCs/>
-      <w:color w:val="1F3864"/>
+      <w:color w:val="000000"/>
       <w:sz w:val="28"/>
       <w:szCs w:val="26"/>
     </w:rPr>
@@ -3647,14 +4683,15 @@
     <w:pPr>
       <w:keepNext/>
       <w:keepLines/>
-      <w:spacing w:before="200" w:after="0"/>
+      <w:spacing w:before="120" w:after="120" w:line="360" w:lineRule="auto"/>
+      <w:ind w:firstLine="0"/>
       <w:outlineLvl w:val="2"/>
     </w:pPr>
     <w:rPr>
-      <w:rFonts w:asciiTheme="majorHAnsi" w:eastAsiaTheme="majorEastAsia" w:hAnsiTheme="majorHAnsi" w:cstheme="majorBidi" w:ascii="微软雅黑" w:hAnsi="微软雅黑" w:eastAsia="微软雅黑"/>
+      <w:rFonts w:asciiTheme="majorHAnsi" w:eastAsiaTheme="majorEastAsia" w:hAnsiTheme="majorHAnsi" w:cstheme="majorBidi" w:ascii="Times New Roman" w:hAnsi="Times New Roman" w:eastAsia="黑体"/>
       <w:b/>
       <w:bCs/>
-      <w:color w:val="1F3864"/>
+      <w:color w:val="000000"/>
       <w:sz w:val="24"/>
     </w:rPr>
   </w:style>
@@ -3965,6 +5002,10 @@
       <w:ind w:left="720"/>
       <w:contextualSpacing/>
     </w:pPr>
+    <w:rPr>
+      <w:rFonts w:ascii="Times New Roman" w:hAnsi="Times New Roman" w:eastAsia="宋体"/>
+      <w:sz w:val="21"/>
+    </w:rPr>
   </w:style>
   <w:style w:type="paragraph" w:styleId="BodyText">
     <w:name w:val="Body Text"/>
@@ -4073,6 +5114,10 @@
       </w:numPr>
       <w:contextualSpacing/>
     </w:pPr>
+    <w:rPr>
+      <w:rFonts w:ascii="Times New Roman" w:hAnsi="Times New Roman" w:eastAsia="宋体"/>
+      <w:sz w:val="21"/>
+    </w:rPr>
   </w:style>
   <w:style w:type="paragraph" w:styleId="ListBullet2">
     <w:name w:val="List Bullet 2"/>
@@ -4112,6 +5157,10 @@
       </w:numPr>
       <w:contextualSpacing/>
     </w:pPr>
+    <w:rPr>
+      <w:rFonts w:ascii="Times New Roman" w:hAnsi="Times New Roman" w:eastAsia="宋体"/>
+      <w:sz w:val="21"/>
+    </w:rPr>
   </w:style>
   <w:style w:type="paragraph" w:styleId="ListNumber2">
     <w:name w:val="List Number 2"/>

--- a/docs/TeamPulse_项目开发计划书.docx
+++ b/docs/TeamPulse_项目开发计划书.docx
@@ -2370,7 +2370,7 @@
                 <w:rFonts w:ascii="Times New Roman" w:hAnsi="Times New Roman" w:eastAsia="宋体"/>
                 <w:sz w:val="21"/>
               </w:rPr>
-              <w:t>已完成（81.70.102.116）</w:t>
+              <w:t>已完成（www.team-pulse.site）</w:t>
             </w:r>
           </w:p>
         </w:tc>
@@ -4177,6 +4177,7 @@
     <w:p/>
     <w:sectPr>
       <w:footerReference w:type="default" r:id="rId9"/>
+      <w:headerReference w:type="default" r:id="rId10"/>
       <w:pgSz w:w="11906" w:h="16838"/>
       <w:pgMar w:top="1247" w:right="1247" w:bottom="1247" w:left="1247" w:header="720" w:footer="720" w:gutter="0"/>
       <w:cols w:space="720"/>
@@ -4204,6 +4205,16 @@
     </w:r>
   </w:p>
 </w:ftr>
+</file>
+
+<file path=word/header1.xml><?xml version="1.0" encoding="utf-8"?>
+<w:hdr xmlns:m="http://schemas.openxmlformats.org/officeDocument/2006/math" xmlns:mc="http://schemas.openxmlformats.org/markup-compatibility/2006" xmlns:mo="http://schemas.microsoft.com/office/mac/office/2008/main" xmlns:mv="urn:schemas-microsoft-com:mac:vml" xmlns:o="urn:schemas-microsoft-com:office:office" xmlns:r="http://schemas.openxmlformats.org/officeDocument/2006/relationships" xmlns:v="urn:schemas-microsoft-com:vml" xmlns:w10="urn:schemas-microsoft-com:office:word" xmlns:w14="http://schemas.microsoft.com/office/word/2010/wordml" xmlns:w="http://schemas.openxmlformats.org/wordprocessingml/2006/main" xmlns:wne="http://schemas.microsoft.com/office/word/2006/wordml" xmlns:wp14="http://schemas.microsoft.com/office/word/2010/wordprocessingDrawing" xmlns:wp="http://schemas.openxmlformats.org/drawingml/2006/wordprocessingDrawing" xmlns:wpc="http://schemas.microsoft.com/office/word/2010/wordprocessingCanvas" xmlns:wpg="http://schemas.microsoft.com/office/word/2010/wordprocessingGroup" xmlns:wpi="http://schemas.microsoft.com/office/word/2010/wordprocessingInk" xmlns:wps="http://schemas.microsoft.com/office/word/2010/wordprocessingShape" mc:Ignorable="w14 wp14">
+  <w:p>
+    <w:pPr>
+      <w:pStyle w:val="Header"/>
+    </w:pPr>
+  </w:p>
+</w:hdr>
 </file>
 
 <file path=word/numbering.xml><?xml version="1.0" encoding="utf-8"?>
